--- a/1 Разработка Web-приложений (Трубилов Николай Михайлович)/Лабораторные/Лабораторная_5/Соколов Д.А Ик-731 - ЛР5 (Отчет по практическим заданиям).docx
+++ b/1 Разработка Web-приложений (Трубилов Николай Михайлович)/Лабораторные/Лабораторная_5/Соколов Д.А Ик-731 - ЛР5 (Отчет по практическим заданиям).docx
@@ -1,6 +1,6 @@
 
 <file path=word/document.xml><?xml version="1.0" encoding="utf-8"?>
-<w:document xmlns:wpc="http://schemas.microsoft.com/office/word/2010/wordprocessingCanvas" xmlns:cx="http://schemas.microsoft.com/office/drawing/2014/chartex" xmlns:cx1="http://schemas.microsoft.com/office/drawing/2015/9/8/chartex" xmlns:cx2="http://schemas.microsoft.com/office/drawing/2015/10/21/chartex" xmlns:cx3="http://schemas.microsoft.com/office/drawing/2016/5/9/chartex" xmlns:cx4="http://schemas.microsoft.com/office/drawing/2016/5/10/chartex" xmlns:cx5="http://schemas.microsoft.com/office/drawing/2016/5/11/chartex" xmlns:cx6="http://schemas.microsoft.com/office/drawing/2016/5/12/chartex" xmlns:cx7="http://schemas.microsoft.com/office/drawing/2016/5/13/chartex" xmlns:cx8="http://schemas.microsoft.com/office/drawing/2016/5/14/chartex" xmlns:mc="http://schemas.openxmlformats.org/markup-compatibility/2006" xmlns:aink="http://schemas.microsoft.com/office/drawing/2016/ink" xmlns:am3d="http://schemas.microsoft.com/office/drawing/2017/model3d" xmlns:o="urn:schemas-microsoft-com:office:office" xmlns:oel="http://schemas.microsoft.com/office/2019/extlst" xmlns:r="http://schemas.openxmlformats.org/officeDocument/2006/relationships" xmlns:m="http://schemas.openxmlformats.org/officeDocument/2006/math" xmlns:v="urn:schemas-microsoft-com:vml" xmlns:wp14="http://schemas.microsoft.com/office/word/2010/wordprocessingDrawing" xmlns:wp="http://schemas.openxmlformats.org/drawingml/2006/wordprocessingDrawing" xmlns:w10="urn:schemas-microsoft-com:office:word" xmlns:w="http://schemas.openxmlformats.org/wordprocessingml/2006/main" xmlns:w14="http://schemas.microsoft.com/office/word/2010/wordml" xmlns:w15="http://schemas.microsoft.com/office/word/2012/wordml" xmlns:w16cex="http://schemas.microsoft.com/office/word/2018/wordml/cex" xmlns:w16cid="http://schemas.microsoft.com/office/word/2016/wordml/cid" xmlns:w16="http://schemas.microsoft.com/office/word/2018/wordml" xmlns:w16sdtdh="http://schemas.microsoft.com/office/word/2020/wordml/sdtdatahash" xmlns:w16se="http://schemas.microsoft.com/office/word/2015/wordml/symex" xmlns:wpg="http://schemas.microsoft.com/office/word/2010/wordprocessingGroup" xmlns:wpi="http://schemas.microsoft.com/office/word/2010/wordprocessingInk" xmlns:wne="http://schemas.microsoft.com/office/word/2006/wordml" xmlns:wps="http://schemas.microsoft.com/office/word/2010/wordprocessingShape" mc:Ignorable="w14 w15 w16se w16cid w16 w16cex w16sdtdh wp14">
+<w:document xmlns:wpc="http://schemas.microsoft.com/office/word/2010/wordprocessingCanvas" xmlns:cx="http://schemas.microsoft.com/office/drawing/2014/chartex" xmlns:cx1="http://schemas.microsoft.com/office/drawing/2015/9/8/chartex" xmlns:cx2="http://schemas.microsoft.com/office/drawing/2015/10/21/chartex" xmlns:cx3="http://schemas.microsoft.com/office/drawing/2016/5/9/chartex" xmlns:cx4="http://schemas.microsoft.com/office/drawing/2016/5/10/chartex" xmlns:cx5="http://schemas.microsoft.com/office/drawing/2016/5/11/chartex" xmlns:cx6="http://schemas.microsoft.com/office/drawing/2016/5/12/chartex" xmlns:cx7="http://schemas.microsoft.com/office/drawing/2016/5/13/chartex" xmlns:cx8="http://schemas.microsoft.com/office/drawing/2016/5/14/chartex" xmlns:mc="http://schemas.openxmlformats.org/markup-compatibility/2006" xmlns:aink="http://schemas.microsoft.com/office/drawing/2016/ink" xmlns:am3d="http://schemas.microsoft.com/office/drawing/2017/model3d" xmlns:o="urn:schemas-microsoft-com:office:office" xmlns:r="http://schemas.openxmlformats.org/officeDocument/2006/relationships" xmlns:m="http://schemas.openxmlformats.org/officeDocument/2006/math" xmlns:v="urn:schemas-microsoft-com:vml" xmlns:wp14="http://schemas.microsoft.com/office/word/2010/wordprocessingDrawing" xmlns:wp="http://schemas.openxmlformats.org/drawingml/2006/wordprocessingDrawing" xmlns:w10="urn:schemas-microsoft-com:office:word" xmlns:w="http://schemas.openxmlformats.org/wordprocessingml/2006/main" xmlns:w14="http://schemas.microsoft.com/office/word/2010/wordml" xmlns:w15="http://schemas.microsoft.com/office/word/2012/wordml" xmlns:w16cex="http://schemas.microsoft.com/office/word/2018/wordml/cex" xmlns:w16cid="http://schemas.microsoft.com/office/word/2016/wordml/cid" xmlns:w16="http://schemas.microsoft.com/office/word/2018/wordml" xmlns:w16se="http://schemas.microsoft.com/office/word/2015/wordml/symex" xmlns:wpg="http://schemas.microsoft.com/office/word/2010/wordprocessingGroup" xmlns:wpi="http://schemas.microsoft.com/office/word/2010/wordprocessingInk" xmlns:wne="http://schemas.microsoft.com/office/word/2006/wordml" xmlns:wps="http://schemas.microsoft.com/office/word/2010/wordprocessingShape" mc:Ignorable="w14 w15 w16se w16cid w16 w16cex wp14">
   <w:body>
     <w:p>
       <w:pPr>
@@ -179,17 +179,8 @@
           <w:sz w:val="28"/>
           <w:szCs w:val="28"/>
         </w:rPr>
-        <w:t>\</w:t>
-      </w:r>
-      <w:proofErr w:type="spellStart"/>
-      <w:r>
-        <w:rPr>
-          <w:sz w:val="28"/>
-          <w:szCs w:val="28"/>
-        </w:rPr>
-        <w:t>examples</w:t>
-      </w:r>
-      <w:proofErr w:type="spellEnd"/>
+        <w:t>\examples</w:t>
+      </w:r>
       <w:r>
         <w:rPr>
           <w:sz w:val="28"/>
@@ -266,7 +257,6 @@
         </w:rPr>
         <w:t>.</w:t>
       </w:r>
-      <w:proofErr w:type="spellStart"/>
       <w:r>
         <w:rPr>
           <w:sz w:val="28"/>
@@ -275,7 +265,6 @@
         </w:rPr>
         <w:t>php</w:t>
       </w:r>
-      <w:proofErr w:type="spellEnd"/>
       <w:r>
         <w:rPr>
           <w:sz w:val="28"/>
@@ -383,75 +372,25 @@
           <w:sz w:val="28"/>
           <w:szCs w:val="28"/>
         </w:rPr>
-        <w:t>Перед началом обхода скрипт очищает файл отчёта, чтобы старые записи не накапливались. Затем вызывается пользовательская функция </w:t>
-      </w:r>
-      <w:proofErr w:type="spellStart"/>
-      <w:r>
-        <w:rPr>
-          <w:sz w:val="28"/>
-          <w:szCs w:val="28"/>
-        </w:rPr>
-        <w:t>files_names</w:t>
-      </w:r>
-      <w:proofErr w:type="spellEnd"/>
-      <w:r>
-        <w:rPr>
-          <w:sz w:val="28"/>
-          <w:szCs w:val="28"/>
-        </w:rPr>
-        <w:t>($</w:t>
-      </w:r>
-      <w:proofErr w:type="spellStart"/>
-      <w:r>
-        <w:rPr>
-          <w:sz w:val="28"/>
-          <w:szCs w:val="28"/>
-        </w:rPr>
-        <w:t>nach_dir</w:t>
-      </w:r>
-      <w:proofErr w:type="spellEnd"/>
-      <w:r>
-        <w:rPr>
-          <w:sz w:val="28"/>
-          <w:szCs w:val="28"/>
-        </w:rPr>
-        <w:t>), которая рекурсивно просматривает каталог и его подкаталоги. Если встречается обычный файл, в отчёт добавляется строка вида:</w:t>
-      </w:r>
-    </w:p>
-    <w:p>
-      <w:pPr>
-        <w:spacing w:line="360" w:lineRule="auto"/>
-        <w:ind w:firstLine="425"/>
-        <w:jc w:val="both"/>
-        <w:rPr>
-          <w:sz w:val="28"/>
-          <w:szCs w:val="28"/>
-        </w:rPr>
-      </w:pPr>
-      <w:proofErr w:type="spellStart"/>
-      <w:r>
-        <w:rPr>
-          <w:sz w:val="28"/>
-          <w:szCs w:val="28"/>
-        </w:rPr>
-        <w:t>путь_к_</w:t>
-      </w:r>
-      <w:proofErr w:type="gramStart"/>
-      <w:r>
-        <w:rPr>
-          <w:sz w:val="28"/>
-          <w:szCs w:val="28"/>
-        </w:rPr>
-        <w:t>файлу;дата</w:t>
-      </w:r>
-      <w:proofErr w:type="spellEnd"/>
-      <w:proofErr w:type="gramEnd"/>
-      <w:r>
-        <w:rPr>
-          <w:sz w:val="28"/>
-          <w:szCs w:val="28"/>
-        </w:rPr>
-        <w:t>;</w:t>
+        <w:t>Перед началом обхода скрипт очищает файл отчёта, чтобы старые записи не накапливались. Затем вызывается пользовательская функция files_names($nach_dir), которая рекурсивно просматривает каталог и его подкаталоги. Если встречается обычный файл, в отчёт добавляется строка вида:</w:t>
+      </w:r>
+    </w:p>
+    <w:p>
+      <w:pPr>
+        <w:spacing w:line="360" w:lineRule="auto"/>
+        <w:ind w:firstLine="425"/>
+        <w:jc w:val="both"/>
+        <w:rPr>
+          <w:sz w:val="28"/>
+          <w:szCs w:val="28"/>
+        </w:rPr>
+      </w:pPr>
+      <w:r>
+        <w:rPr>
+          <w:sz w:val="28"/>
+          <w:szCs w:val="28"/>
+        </w:rPr>
+        <w:t>путь_к_файлу;дата;</w:t>
       </w:r>
     </w:p>
     <w:p>
@@ -504,45 +443,14 @@
           <w:szCs w:val="28"/>
         </w:rPr>
       </w:pPr>
-      <w:proofErr w:type="spellStart"/>
-      <w:r>
-        <w:rPr>
-          <w:b/>
-          <w:bCs/>
-          <w:sz w:val="28"/>
-          <w:szCs w:val="28"/>
-        </w:rPr>
-        <w:t>opendir</w:t>
-      </w:r>
-      <w:proofErr w:type="spellEnd"/>
-      <w:r>
-        <w:rPr>
-          <w:b/>
-          <w:bCs/>
-          <w:sz w:val="28"/>
-          <w:szCs w:val="28"/>
-        </w:rPr>
-        <w:t>($</w:t>
-      </w:r>
-      <w:proofErr w:type="spellStart"/>
-      <w:r>
-        <w:rPr>
-          <w:b/>
-          <w:bCs/>
-          <w:sz w:val="28"/>
-          <w:szCs w:val="28"/>
-        </w:rPr>
-        <w:t>path</w:t>
-      </w:r>
-      <w:proofErr w:type="spellEnd"/>
-      <w:r>
-        <w:rPr>
-          <w:b/>
-          <w:bCs/>
-          <w:sz w:val="28"/>
-          <w:szCs w:val="28"/>
-        </w:rPr>
-        <w:t>)</w:t>
+      <w:r>
+        <w:rPr>
+          <w:b/>
+          <w:bCs/>
+          <w:sz w:val="28"/>
+          <w:szCs w:val="28"/>
+        </w:rPr>
+        <w:t>opendir($path)</w:t>
       </w:r>
       <w:r>
         <w:rPr>
@@ -563,45 +471,14 @@
           <w:szCs w:val="28"/>
         </w:rPr>
       </w:pPr>
-      <w:proofErr w:type="spellStart"/>
-      <w:r>
-        <w:rPr>
-          <w:b/>
-          <w:bCs/>
-          <w:sz w:val="28"/>
-          <w:szCs w:val="28"/>
-        </w:rPr>
-        <w:t>readdir</w:t>
-      </w:r>
-      <w:proofErr w:type="spellEnd"/>
-      <w:r>
-        <w:rPr>
-          <w:b/>
-          <w:bCs/>
-          <w:sz w:val="28"/>
-          <w:szCs w:val="28"/>
-        </w:rPr>
-        <w:t>($</w:t>
-      </w:r>
-      <w:proofErr w:type="spellStart"/>
-      <w:r>
-        <w:rPr>
-          <w:b/>
-          <w:bCs/>
-          <w:sz w:val="28"/>
-          <w:szCs w:val="28"/>
-        </w:rPr>
-        <w:t>directoriya</w:t>
-      </w:r>
-      <w:proofErr w:type="spellEnd"/>
-      <w:r>
-        <w:rPr>
-          <w:b/>
-          <w:bCs/>
-          <w:sz w:val="28"/>
-          <w:szCs w:val="28"/>
-        </w:rPr>
-        <w:t>)</w:t>
+      <w:r>
+        <w:rPr>
+          <w:b/>
+          <w:bCs/>
+          <w:sz w:val="28"/>
+          <w:szCs w:val="28"/>
+        </w:rPr>
+        <w:t>readdir($directoriya)</w:t>
       </w:r>
       <w:r>
         <w:rPr>
@@ -622,45 +499,14 @@
           <w:szCs w:val="28"/>
         </w:rPr>
       </w:pPr>
-      <w:proofErr w:type="spellStart"/>
-      <w:r>
-        <w:rPr>
-          <w:b/>
-          <w:bCs/>
-          <w:sz w:val="28"/>
-          <w:szCs w:val="28"/>
-        </w:rPr>
-        <w:t>is_dir</w:t>
-      </w:r>
-      <w:proofErr w:type="spellEnd"/>
-      <w:r>
-        <w:rPr>
-          <w:b/>
-          <w:bCs/>
-          <w:sz w:val="28"/>
-          <w:szCs w:val="28"/>
-        </w:rPr>
-        <w:t>($</w:t>
-      </w:r>
-      <w:proofErr w:type="spellStart"/>
-      <w:r>
-        <w:rPr>
-          <w:b/>
-          <w:bCs/>
-          <w:sz w:val="28"/>
-          <w:szCs w:val="28"/>
-        </w:rPr>
-        <w:t>path</w:t>
-      </w:r>
-      <w:proofErr w:type="spellEnd"/>
-      <w:r>
-        <w:rPr>
-          <w:b/>
-          <w:bCs/>
-          <w:sz w:val="28"/>
-          <w:szCs w:val="28"/>
-        </w:rPr>
-        <w:t>)</w:t>
+      <w:r>
+        <w:rPr>
+          <w:b/>
+          <w:bCs/>
+          <w:sz w:val="28"/>
+          <w:szCs w:val="28"/>
+        </w:rPr>
+        <w:t>is_dir($path)</w:t>
       </w:r>
       <w:r>
         <w:rPr>
@@ -668,52 +514,19 @@
           <w:szCs w:val="28"/>
         </w:rPr>
         <w:br/>
-        <w:t>Проверяет, является ли указанный путь каталогом. Если да, функция </w:t>
-      </w:r>
-      <w:proofErr w:type="spellStart"/>
-      <w:r>
-        <w:rPr>
-          <w:sz w:val="28"/>
-          <w:szCs w:val="28"/>
-        </w:rPr>
-        <w:t>files_</w:t>
-      </w:r>
-      <w:proofErr w:type="gramStart"/>
-      <w:r>
-        <w:rPr>
-          <w:sz w:val="28"/>
-          <w:szCs w:val="28"/>
-        </w:rPr>
-        <w:t>names</w:t>
-      </w:r>
-      <w:proofErr w:type="spellEnd"/>
-      <w:r>
-        <w:rPr>
-          <w:sz w:val="28"/>
-          <w:szCs w:val="28"/>
-        </w:rPr>
-        <w:t>(</w:t>
-      </w:r>
-      <w:proofErr w:type="gramEnd"/>
-      <w:r>
-        <w:rPr>
-          <w:sz w:val="28"/>
-          <w:szCs w:val="28"/>
-        </w:rPr>
-        <w:t>) вызывается повторно для этого подкаталога.</w:t>
-      </w:r>
-    </w:p>
-    <w:p>
-      <w:pPr>
-        <w:spacing w:line="360" w:lineRule="auto"/>
-        <w:ind w:firstLine="425"/>
-        <w:jc w:val="both"/>
-        <w:rPr>
-          <w:sz w:val="28"/>
-          <w:szCs w:val="28"/>
-        </w:rPr>
-      </w:pPr>
-      <w:proofErr w:type="spellStart"/>
+        <w:t>Проверяет, является ли указанный путь каталогом. Если да, функция files_names() вызывается повторно для этого подкаталога.</w:t>
+      </w:r>
+    </w:p>
+    <w:p>
+      <w:pPr>
+        <w:spacing w:line="360" w:lineRule="auto"/>
+        <w:ind w:firstLine="425"/>
+        <w:jc w:val="both"/>
+        <w:rPr>
+          <w:sz w:val="28"/>
+          <w:szCs w:val="28"/>
+        </w:rPr>
+      </w:pPr>
       <w:r>
         <w:rPr>
           <w:b/>
@@ -722,37 +535,7 @@
           <w:szCs w:val="28"/>
         </w:rPr>
         <w:lastRenderedPageBreak/>
-        <w:t>files_names</w:t>
-      </w:r>
-      <w:proofErr w:type="spellEnd"/>
-      <w:r>
-        <w:rPr>
-          <w:b/>
-          <w:bCs/>
-          <w:sz w:val="28"/>
-          <w:szCs w:val="28"/>
-        </w:rPr>
-        <w:t>($</w:t>
-      </w:r>
-      <w:proofErr w:type="spellStart"/>
-      <w:r>
-        <w:rPr>
-          <w:b/>
-          <w:bCs/>
-          <w:sz w:val="28"/>
-          <w:szCs w:val="28"/>
-        </w:rPr>
-        <w:t>nach_dir</w:t>
-      </w:r>
-      <w:proofErr w:type="spellEnd"/>
-      <w:r>
-        <w:rPr>
-          <w:b/>
-          <w:bCs/>
-          <w:sz w:val="28"/>
-          <w:szCs w:val="28"/>
-        </w:rPr>
-        <w:t>)</w:t>
+        <w:t>files_names($nach_dir)</w:t>
       </w:r>
       <w:r>
         <w:rPr>
@@ -773,123 +556,38 @@
           <w:bCs/>
           <w:sz w:val="28"/>
           <w:szCs w:val="28"/>
-        </w:rPr>
-      </w:pPr>
-      <w:proofErr w:type="spellStart"/>
-      <w:proofErr w:type="gramStart"/>
-      <w:r>
-        <w:rPr>
-          <w:b/>
-          <w:bCs/>
-          <w:sz w:val="28"/>
-          <w:szCs w:val="28"/>
-        </w:rPr>
-        <w:t>date</w:t>
-      </w:r>
-      <w:proofErr w:type="spellEnd"/>
-      <w:r>
-        <w:rPr>
-          <w:b/>
-          <w:bCs/>
-          <w:sz w:val="28"/>
-          <w:szCs w:val="28"/>
-        </w:rPr>
-        <w:t>(</w:t>
-      </w:r>
-      <w:proofErr w:type="gramEnd"/>
-      <w:r>
-        <w:rPr>
-          <w:b/>
-          <w:bCs/>
-          <w:sz w:val="28"/>
-          <w:szCs w:val="28"/>
-        </w:rPr>
-        <w:t>'</w:t>
-      </w:r>
-      <w:proofErr w:type="spellStart"/>
-      <w:r>
-        <w:rPr>
-          <w:b/>
-          <w:bCs/>
-          <w:sz w:val="28"/>
-          <w:szCs w:val="28"/>
-        </w:rPr>
-        <w:t>d.m.Y</w:t>
-      </w:r>
-      <w:proofErr w:type="spellEnd"/>
-      <w:r>
-        <w:rPr>
-          <w:b/>
-          <w:bCs/>
-          <w:sz w:val="28"/>
-          <w:szCs w:val="28"/>
-        </w:rPr>
-        <w:t>', $</w:t>
-      </w:r>
-      <w:proofErr w:type="spellStart"/>
-      <w:r>
-        <w:rPr>
-          <w:b/>
-          <w:bCs/>
-          <w:sz w:val="28"/>
-          <w:szCs w:val="28"/>
-        </w:rPr>
-        <w:t>timestamp</w:t>
-      </w:r>
-      <w:proofErr w:type="spellEnd"/>
-      <w:r>
-        <w:rPr>
-          <w:b/>
-          <w:bCs/>
-          <w:sz w:val="28"/>
-          <w:szCs w:val="28"/>
-        </w:rPr>
-        <w:t>)</w:t>
-      </w:r>
-    </w:p>
-    <w:p>
-      <w:pPr>
-        <w:spacing w:line="360" w:lineRule="auto"/>
-        <w:ind w:firstLine="425"/>
-        <w:jc w:val="both"/>
-        <w:rPr>
-          <w:b/>
-          <w:bCs/>
-          <w:sz w:val="28"/>
-          <w:szCs w:val="28"/>
-        </w:rPr>
-      </w:pPr>
-      <w:r>
-        <w:rPr>
-          <w:sz w:val="28"/>
-          <w:szCs w:val="28"/>
-        </w:rPr>
-        <w:t>Форматирует дату в виде </w:t>
-      </w:r>
-      <w:proofErr w:type="spellStart"/>
-      <w:proofErr w:type="gramStart"/>
-      <w:r>
-        <w:rPr>
-          <w:sz w:val="28"/>
-          <w:szCs w:val="28"/>
-        </w:rPr>
-        <w:t>день.месяц</w:t>
-      </w:r>
-      <w:proofErr w:type="gramEnd"/>
-      <w:r>
-        <w:rPr>
-          <w:sz w:val="28"/>
-          <w:szCs w:val="28"/>
-        </w:rPr>
-        <w:t>.год</w:t>
-      </w:r>
-      <w:proofErr w:type="spellEnd"/>
-      <w:r>
-        <w:rPr>
-          <w:sz w:val="28"/>
-          <w:szCs w:val="28"/>
-        </w:rPr>
-        <w:t>. В скрипте используется для</w:t>
+          <w:lang w:val="en-US"/>
+        </w:rPr>
+      </w:pPr>
+      <w:r>
+        <w:rPr>
+          <w:b/>
+          <w:bCs/>
+          <w:sz w:val="28"/>
+          <w:szCs w:val="28"/>
+          <w:lang w:val="en-US"/>
+        </w:rPr>
+        <w:t>date('d.m.Y', $timestamp)</w:t>
+      </w:r>
+    </w:p>
+    <w:p>
+      <w:pPr>
+        <w:spacing w:line="360" w:lineRule="auto"/>
+        <w:ind w:firstLine="425"/>
+        <w:jc w:val="both"/>
+        <w:rPr>
+          <w:b/>
+          <w:bCs/>
+          <w:sz w:val="28"/>
+          <w:szCs w:val="28"/>
+        </w:rPr>
+      </w:pPr>
+      <w:r>
+        <w:rPr>
+          <w:sz w:val="28"/>
+          <w:szCs w:val="28"/>
+        </w:rPr>
+        <w:t>Форматирует дату в виде день.месяц.год. В скрипте используется для</w:t>
       </w:r>
       <w:r>
         <w:rPr>
@@ -914,47 +612,17 @@
         <w:rPr>
           <w:sz w:val="28"/>
           <w:szCs w:val="28"/>
-        </w:rPr>
-      </w:pPr>
-      <w:proofErr w:type="spellStart"/>
-      <w:r>
-        <w:rPr>
-          <w:b/>
-          <w:bCs/>
-          <w:sz w:val="28"/>
-          <w:szCs w:val="28"/>
-        </w:rPr>
-        <w:t>filemtime</w:t>
-      </w:r>
-      <w:proofErr w:type="spellEnd"/>
-      <w:r>
-        <w:rPr>
-          <w:b/>
-          <w:bCs/>
-          <w:sz w:val="28"/>
-          <w:szCs w:val="28"/>
-        </w:rPr>
-        <w:t>($</w:t>
-      </w:r>
-      <w:proofErr w:type="spellStart"/>
-      <w:r>
-        <w:rPr>
-          <w:b/>
-          <w:bCs/>
-          <w:sz w:val="28"/>
-          <w:szCs w:val="28"/>
-        </w:rPr>
-        <w:t>file_name</w:t>
-      </w:r>
-      <w:proofErr w:type="spellEnd"/>
-      <w:r>
-        <w:rPr>
-          <w:b/>
-          <w:bCs/>
-          <w:sz w:val="28"/>
-          <w:szCs w:val="28"/>
-        </w:rPr>
-        <w:t>)</w:t>
+          <w:lang w:val="en-US"/>
+        </w:rPr>
+      </w:pPr>
+      <w:r>
+        <w:rPr>
+          <w:b/>
+          <w:bCs/>
+          <w:sz w:val="28"/>
+          <w:szCs w:val="28"/>
+        </w:rPr>
+        <w:t>filemtime($file_name)</w:t>
       </w:r>
       <w:r>
         <w:rPr>
@@ -962,145 +630,84 @@
           <w:szCs w:val="28"/>
         </w:rPr>
         <w:br/>
-        <w:t>Возвращает время последнего изменения файла в виде временной метки. Это значение передаётся в </w:t>
-      </w:r>
-      <w:proofErr w:type="spellStart"/>
-      <w:proofErr w:type="gramStart"/>
-      <w:r>
-        <w:rPr>
-          <w:sz w:val="28"/>
-          <w:szCs w:val="28"/>
-        </w:rPr>
-        <w:t>date</w:t>
-      </w:r>
-      <w:proofErr w:type="spellEnd"/>
-      <w:r>
-        <w:rPr>
-          <w:sz w:val="28"/>
-          <w:szCs w:val="28"/>
-        </w:rPr>
-        <w:t>(</w:t>
-      </w:r>
-      <w:proofErr w:type="gramEnd"/>
-      <w:r>
-        <w:rPr>
-          <w:sz w:val="28"/>
-          <w:szCs w:val="28"/>
-        </w:rPr>
-        <w:t>).</w:t>
-      </w:r>
-    </w:p>
-    <w:p>
-      <w:pPr>
-        <w:spacing w:line="360" w:lineRule="auto"/>
-        <w:ind w:firstLine="425"/>
-        <w:jc w:val="both"/>
-        <w:rPr>
-          <w:b/>
-          <w:bCs/>
-          <w:sz w:val="28"/>
-          <w:szCs w:val="28"/>
-        </w:rPr>
-      </w:pPr>
-      <w:proofErr w:type="spellStart"/>
-      <w:r>
-        <w:rPr>
-          <w:b/>
-          <w:bCs/>
-          <w:sz w:val="28"/>
-          <w:szCs w:val="28"/>
-        </w:rPr>
-        <w:t>str_</w:t>
-      </w:r>
-      <w:proofErr w:type="gramStart"/>
-      <w:r>
-        <w:rPr>
-          <w:b/>
-          <w:bCs/>
-          <w:sz w:val="28"/>
-          <w:szCs w:val="28"/>
-        </w:rPr>
-        <w:t>replace</w:t>
-      </w:r>
-      <w:proofErr w:type="spellEnd"/>
-      <w:r>
-        <w:rPr>
-          <w:b/>
-          <w:bCs/>
-          <w:sz w:val="28"/>
-          <w:szCs w:val="28"/>
-        </w:rPr>
-        <w:t>(</w:t>
-      </w:r>
-      <w:proofErr w:type="gramEnd"/>
-      <w:r>
-        <w:rPr>
-          <w:b/>
-          <w:bCs/>
-          <w:sz w:val="28"/>
-          <w:szCs w:val="28"/>
-        </w:rPr>
-        <w:t>$</w:t>
-      </w:r>
-      <w:proofErr w:type="spellStart"/>
-      <w:r>
-        <w:rPr>
-          <w:b/>
-          <w:bCs/>
-          <w:sz w:val="28"/>
-          <w:szCs w:val="28"/>
-        </w:rPr>
-        <w:t>search</w:t>
-      </w:r>
-      <w:proofErr w:type="spellEnd"/>
-      <w:r>
-        <w:rPr>
-          <w:b/>
-          <w:bCs/>
-          <w:sz w:val="28"/>
-          <w:szCs w:val="28"/>
-        </w:rPr>
-        <w:t>, $</w:t>
-      </w:r>
-      <w:proofErr w:type="spellStart"/>
-      <w:r>
-        <w:rPr>
-          <w:b/>
-          <w:bCs/>
-          <w:sz w:val="28"/>
-          <w:szCs w:val="28"/>
-        </w:rPr>
-        <w:t>replace</w:t>
-      </w:r>
-      <w:proofErr w:type="spellEnd"/>
-      <w:r>
-        <w:rPr>
-          <w:b/>
-          <w:bCs/>
-          <w:sz w:val="28"/>
-          <w:szCs w:val="28"/>
-        </w:rPr>
-        <w:t>, $</w:t>
-      </w:r>
-      <w:proofErr w:type="spellStart"/>
-      <w:r>
-        <w:rPr>
-          <w:b/>
-          <w:bCs/>
-          <w:sz w:val="28"/>
-          <w:szCs w:val="28"/>
-        </w:rPr>
-        <w:t>subject</w:t>
-      </w:r>
-      <w:proofErr w:type="spellEnd"/>
-      <w:r>
-        <w:rPr>
-          <w:b/>
-          <w:bCs/>
-          <w:sz w:val="28"/>
-          <w:szCs w:val="28"/>
-        </w:rPr>
-        <w:t>)</w:t>
+        <w:t>Возвращает время последнего изменения файла в виде временной метки. Это</w:t>
+      </w:r>
+      <w:r>
+        <w:rPr>
+          <w:sz w:val="28"/>
+          <w:szCs w:val="28"/>
+          <w:lang w:val="en-US"/>
+        </w:rPr>
+        <w:t xml:space="preserve"> </w:t>
+      </w:r>
+      <w:r>
+        <w:rPr>
+          <w:sz w:val="28"/>
+          <w:szCs w:val="28"/>
+        </w:rPr>
+        <w:t>значение</w:t>
+      </w:r>
+      <w:r>
+        <w:rPr>
+          <w:sz w:val="28"/>
+          <w:szCs w:val="28"/>
+          <w:lang w:val="en-US"/>
+        </w:rPr>
+        <w:t xml:space="preserve"> </w:t>
+      </w:r>
+      <w:r>
+        <w:rPr>
+          <w:sz w:val="28"/>
+          <w:szCs w:val="28"/>
+        </w:rPr>
+        <w:t>передаётся</w:t>
+      </w:r>
+      <w:r>
+        <w:rPr>
+          <w:sz w:val="28"/>
+          <w:szCs w:val="28"/>
+          <w:lang w:val="en-US"/>
+        </w:rPr>
+        <w:t xml:space="preserve"> </w:t>
+      </w:r>
+      <w:r>
+        <w:rPr>
+          <w:sz w:val="28"/>
+          <w:szCs w:val="28"/>
+        </w:rPr>
+        <w:t>в</w:t>
+      </w:r>
+      <w:r>
+        <w:rPr>
+          <w:sz w:val="28"/>
+          <w:szCs w:val="28"/>
+          <w:lang w:val="en-US"/>
+        </w:rPr>
+        <w:t> date().</w:t>
+      </w:r>
+    </w:p>
+    <w:p>
+      <w:pPr>
+        <w:spacing w:line="360" w:lineRule="auto"/>
+        <w:ind w:firstLine="425"/>
+        <w:jc w:val="both"/>
+        <w:rPr>
+          <w:b/>
+          <w:bCs/>
+          <w:sz w:val="28"/>
+          <w:szCs w:val="28"/>
+          <w:lang w:val="en-US"/>
+        </w:rPr>
+      </w:pPr>
+      <w:r>
+        <w:rPr>
+          <w:b/>
+          <w:bCs/>
+          <w:sz w:val="28"/>
+          <w:szCs w:val="28"/>
+          <w:lang w:val="en-US"/>
+        </w:rPr>
+        <w:t>str_replace($search, $replace, $subject)</w:t>
       </w:r>
     </w:p>
     <w:p>
@@ -1131,25 +738,14 @@
           <w:szCs w:val="28"/>
         </w:rPr>
       </w:pPr>
-      <w:proofErr w:type="spellStart"/>
-      <w:r>
-        <w:rPr>
-          <w:b/>
-          <w:bCs/>
-          <w:sz w:val="28"/>
-          <w:szCs w:val="28"/>
-        </w:rPr>
-        <w:t>dirname</w:t>
-      </w:r>
-      <w:proofErr w:type="spellEnd"/>
-      <w:r>
-        <w:rPr>
-          <w:b/>
-          <w:bCs/>
-          <w:sz w:val="28"/>
-          <w:szCs w:val="28"/>
-        </w:rPr>
-        <w:t>(__FILE__)</w:t>
+      <w:r>
+        <w:rPr>
+          <w:b/>
+          <w:bCs/>
+          <w:sz w:val="28"/>
+          <w:szCs w:val="28"/>
+        </w:rPr>
+        <w:t>dirname(__FILE__)</w:t>
       </w:r>
       <w:r>
         <w:rPr>
@@ -1172,56 +768,14 @@
           <w:szCs w:val="28"/>
         </w:rPr>
       </w:pPr>
-      <w:proofErr w:type="spellStart"/>
-      <w:proofErr w:type="gramStart"/>
-      <w:r>
-        <w:rPr>
-          <w:b/>
-          <w:bCs/>
-          <w:sz w:val="28"/>
-          <w:szCs w:val="28"/>
-        </w:rPr>
-        <w:t>fopen</w:t>
-      </w:r>
-      <w:proofErr w:type="spellEnd"/>
-      <w:r>
-        <w:rPr>
-          <w:b/>
-          <w:bCs/>
-          <w:sz w:val="28"/>
-          <w:szCs w:val="28"/>
-        </w:rPr>
-        <w:t>(</w:t>
-      </w:r>
-      <w:proofErr w:type="gramEnd"/>
-      <w:r>
-        <w:rPr>
-          <w:b/>
-          <w:bCs/>
-          <w:sz w:val="28"/>
-          <w:szCs w:val="28"/>
-        </w:rPr>
-        <w:t>$</w:t>
-      </w:r>
-      <w:proofErr w:type="spellStart"/>
-      <w:r>
-        <w:rPr>
-          <w:b/>
-          <w:bCs/>
-          <w:sz w:val="28"/>
-          <w:szCs w:val="28"/>
-        </w:rPr>
-        <w:t>filename</w:t>
-      </w:r>
-      <w:proofErr w:type="spellEnd"/>
-      <w:r>
-        <w:rPr>
-          <w:b/>
-          <w:bCs/>
-          <w:sz w:val="28"/>
-          <w:szCs w:val="28"/>
-        </w:rPr>
-        <w:t>, "w")</w:t>
+      <w:r>
+        <w:rPr>
+          <w:b/>
+          <w:bCs/>
+          <w:sz w:val="28"/>
+          <w:szCs w:val="28"/>
+        </w:rPr>
+        <w:t>fopen($filename, "w")</w:t>
       </w:r>
     </w:p>
     <w:p>
@@ -1254,56 +808,14 @@
           <w:szCs w:val="28"/>
         </w:rPr>
       </w:pPr>
-      <w:proofErr w:type="spellStart"/>
-      <w:proofErr w:type="gramStart"/>
-      <w:r>
-        <w:rPr>
-          <w:b/>
-          <w:bCs/>
-          <w:sz w:val="28"/>
-          <w:szCs w:val="28"/>
-        </w:rPr>
-        <w:t>fopen</w:t>
-      </w:r>
-      <w:proofErr w:type="spellEnd"/>
-      <w:r>
-        <w:rPr>
-          <w:b/>
-          <w:bCs/>
-          <w:sz w:val="28"/>
-          <w:szCs w:val="28"/>
-        </w:rPr>
-        <w:t>(</w:t>
-      </w:r>
-      <w:proofErr w:type="gramEnd"/>
-      <w:r>
-        <w:rPr>
-          <w:b/>
-          <w:bCs/>
-          <w:sz w:val="28"/>
-          <w:szCs w:val="28"/>
-        </w:rPr>
-        <w:t>$</w:t>
-      </w:r>
-      <w:proofErr w:type="spellStart"/>
-      <w:r>
-        <w:rPr>
-          <w:b/>
-          <w:bCs/>
-          <w:sz w:val="28"/>
-          <w:szCs w:val="28"/>
-        </w:rPr>
-        <w:t>filename</w:t>
-      </w:r>
-      <w:proofErr w:type="spellEnd"/>
-      <w:r>
-        <w:rPr>
-          <w:b/>
-          <w:bCs/>
-          <w:sz w:val="28"/>
-          <w:szCs w:val="28"/>
-        </w:rPr>
-        <w:t>, "a+")</w:t>
+      <w:r>
+        <w:rPr>
+          <w:b/>
+          <w:bCs/>
+          <w:sz w:val="28"/>
+          <w:szCs w:val="28"/>
+        </w:rPr>
+        <w:t>fopen($filename, "a+")</w:t>
       </w:r>
     </w:p>
     <w:p>
@@ -1336,76 +848,14 @@
           <w:szCs w:val="28"/>
         </w:rPr>
       </w:pPr>
-      <w:proofErr w:type="spellStart"/>
-      <w:proofErr w:type="gramStart"/>
-      <w:r>
-        <w:rPr>
-          <w:b/>
-          <w:bCs/>
-          <w:sz w:val="28"/>
-          <w:szCs w:val="28"/>
-        </w:rPr>
-        <w:t>fwrite</w:t>
-      </w:r>
-      <w:proofErr w:type="spellEnd"/>
-      <w:r>
-        <w:rPr>
-          <w:b/>
-          <w:bCs/>
-          <w:sz w:val="28"/>
-          <w:szCs w:val="28"/>
-        </w:rPr>
-        <w:t>(</w:t>
-      </w:r>
-      <w:proofErr w:type="gramEnd"/>
-      <w:r>
-        <w:rPr>
-          <w:b/>
-          <w:bCs/>
-          <w:sz w:val="28"/>
-          <w:szCs w:val="28"/>
-        </w:rPr>
-        <w:t>$</w:t>
-      </w:r>
-      <w:proofErr w:type="spellStart"/>
-      <w:r>
-        <w:rPr>
-          <w:b/>
-          <w:bCs/>
-          <w:sz w:val="28"/>
-          <w:szCs w:val="28"/>
-        </w:rPr>
-        <w:t>file</w:t>
-      </w:r>
-      <w:proofErr w:type="spellEnd"/>
-      <w:r>
-        <w:rPr>
-          <w:b/>
-          <w:bCs/>
-          <w:sz w:val="28"/>
-          <w:szCs w:val="28"/>
-        </w:rPr>
-        <w:t>, $</w:t>
-      </w:r>
-      <w:proofErr w:type="spellStart"/>
-      <w:r>
-        <w:rPr>
-          <w:b/>
-          <w:bCs/>
-          <w:sz w:val="28"/>
-          <w:szCs w:val="28"/>
-        </w:rPr>
-        <w:t>text</w:t>
-      </w:r>
-      <w:proofErr w:type="spellEnd"/>
-      <w:r>
-        <w:rPr>
-          <w:b/>
-          <w:bCs/>
-          <w:sz w:val="28"/>
-          <w:szCs w:val="28"/>
-        </w:rPr>
-        <w:t>)</w:t>
+      <w:r>
+        <w:rPr>
+          <w:b/>
+          <w:bCs/>
+          <w:sz w:val="28"/>
+          <w:szCs w:val="28"/>
+        </w:rPr>
+        <w:t>fwrite($file, $text)</w:t>
       </w:r>
     </w:p>
     <w:p>
@@ -1435,45 +885,14 @@
           <w:szCs w:val="28"/>
         </w:rPr>
       </w:pPr>
-      <w:proofErr w:type="spellStart"/>
-      <w:r>
-        <w:rPr>
-          <w:b/>
-          <w:bCs/>
-          <w:sz w:val="28"/>
-          <w:szCs w:val="28"/>
-        </w:rPr>
-        <w:t>fclose</w:t>
-      </w:r>
-      <w:proofErr w:type="spellEnd"/>
-      <w:r>
-        <w:rPr>
-          <w:b/>
-          <w:bCs/>
-          <w:sz w:val="28"/>
-          <w:szCs w:val="28"/>
-        </w:rPr>
-        <w:t>($</w:t>
-      </w:r>
-      <w:proofErr w:type="spellStart"/>
-      <w:r>
-        <w:rPr>
-          <w:b/>
-          <w:bCs/>
-          <w:sz w:val="28"/>
-          <w:szCs w:val="28"/>
-        </w:rPr>
-        <w:t>file</w:t>
-      </w:r>
-      <w:proofErr w:type="spellEnd"/>
-      <w:r>
-        <w:rPr>
-          <w:b/>
-          <w:bCs/>
-          <w:sz w:val="28"/>
-          <w:szCs w:val="28"/>
-        </w:rPr>
-        <w:t>)</w:t>
+      <w:r>
+        <w:rPr>
+          <w:b/>
+          <w:bCs/>
+          <w:sz w:val="28"/>
+          <w:szCs w:val="28"/>
+        </w:rPr>
+        <w:t>fclose($file)</w:t>
       </w:r>
       <w:r>
         <w:rPr>
@@ -1494,45 +913,14 @@
           <w:szCs w:val="28"/>
         </w:rPr>
       </w:pPr>
-      <w:proofErr w:type="spellStart"/>
-      <w:r>
-        <w:rPr>
-          <w:b/>
-          <w:bCs/>
-          <w:sz w:val="28"/>
-          <w:szCs w:val="28"/>
-        </w:rPr>
-        <w:t>closedir</w:t>
-      </w:r>
-      <w:proofErr w:type="spellEnd"/>
-      <w:r>
-        <w:rPr>
-          <w:b/>
-          <w:bCs/>
-          <w:sz w:val="28"/>
-          <w:szCs w:val="28"/>
-        </w:rPr>
-        <w:t>($</w:t>
-      </w:r>
-      <w:proofErr w:type="spellStart"/>
-      <w:r>
-        <w:rPr>
-          <w:b/>
-          <w:bCs/>
-          <w:sz w:val="28"/>
-          <w:szCs w:val="28"/>
-        </w:rPr>
-        <w:t>directoriya</w:t>
-      </w:r>
-      <w:proofErr w:type="spellEnd"/>
-      <w:r>
-        <w:rPr>
-          <w:b/>
-          <w:bCs/>
-          <w:sz w:val="28"/>
-          <w:szCs w:val="28"/>
-        </w:rPr>
-        <w:t>)</w:t>
+      <w:r>
+        <w:rPr>
+          <w:b/>
+          <w:bCs/>
+          <w:sz w:val="28"/>
+          <w:szCs w:val="28"/>
+        </w:rPr>
+        <w:t>closedir($directoriya)</w:t>
       </w:r>
       <w:r>
         <w:rPr>
@@ -1553,7 +941,6 @@
           <w:szCs w:val="28"/>
         </w:rPr>
       </w:pPr>
-      <w:proofErr w:type="spellStart"/>
       <w:r>
         <w:rPr>
           <w:b/>
@@ -1563,7 +950,6 @@
         </w:rPr>
         <w:t>echo</w:t>
       </w:r>
-      <w:proofErr w:type="spellEnd"/>
       <w:r>
         <w:rPr>
           <w:sz w:val="28"/>
@@ -1613,19 +999,8 @@
           <w:sz w:val="28"/>
           <w:szCs w:val="28"/>
         </w:rPr>
-        <w:t>$</w:t>
-      </w:r>
-      <w:proofErr w:type="spellStart"/>
-      <w:r>
-        <w:rPr>
-          <w:b/>
-          <w:bCs/>
-          <w:sz w:val="28"/>
-          <w:szCs w:val="28"/>
-        </w:rPr>
-        <w:t>nach_dir</w:t>
-      </w:r>
-      <w:proofErr w:type="spellEnd"/>
+        <w:t>$nach_dir</w:t>
+      </w:r>
       <w:r>
         <w:rPr>
           <w:sz w:val="28"/>
@@ -1652,19 +1027,8 @@
           <w:sz w:val="28"/>
           <w:szCs w:val="28"/>
         </w:rPr>
-        <w:t>$</w:t>
-      </w:r>
-      <w:proofErr w:type="spellStart"/>
-      <w:r>
-        <w:rPr>
-          <w:b/>
-          <w:bCs/>
-          <w:sz w:val="28"/>
-          <w:szCs w:val="28"/>
-        </w:rPr>
-        <w:t>directoriya</w:t>
-      </w:r>
-      <w:proofErr w:type="spellEnd"/>
+        <w:t>$directoriya</w:t>
+      </w:r>
       <w:r>
         <w:rPr>
           <w:sz w:val="28"/>
@@ -1691,83 +1055,36 @@
           <w:sz w:val="28"/>
           <w:szCs w:val="28"/>
         </w:rPr>
-        <w:t>$</w:t>
-      </w:r>
-      <w:proofErr w:type="spellStart"/>
-      <w:r>
-        <w:rPr>
-          <w:b/>
-          <w:bCs/>
-          <w:sz w:val="28"/>
-          <w:szCs w:val="28"/>
-        </w:rPr>
-        <w:t>uroven</w:t>
-      </w:r>
-      <w:proofErr w:type="spellEnd"/>
+        <w:t>$uroven</w:t>
+      </w:r>
       <w:r>
         <w:rPr>
           <w:sz w:val="28"/>
           <w:szCs w:val="28"/>
         </w:rPr>
         <w:br/>
-        <w:t>Имя очередного элемента каталога, считанного функцией </w:t>
-      </w:r>
-      <w:proofErr w:type="spellStart"/>
-      <w:proofErr w:type="gramStart"/>
-      <w:r>
-        <w:rPr>
-          <w:sz w:val="28"/>
-          <w:szCs w:val="28"/>
-        </w:rPr>
-        <w:t>readdir</w:t>
-      </w:r>
-      <w:proofErr w:type="spellEnd"/>
-      <w:r>
-        <w:rPr>
-          <w:sz w:val="28"/>
-          <w:szCs w:val="28"/>
-        </w:rPr>
-        <w:t>(</w:t>
-      </w:r>
-      <w:proofErr w:type="gramEnd"/>
-      <w:r>
-        <w:rPr>
-          <w:sz w:val="28"/>
-          <w:szCs w:val="28"/>
-        </w:rPr>
-        <w:t>).</w:t>
-      </w:r>
-    </w:p>
-    <w:p>
-      <w:pPr>
-        <w:spacing w:line="360" w:lineRule="auto"/>
-        <w:ind w:firstLine="425"/>
-        <w:jc w:val="both"/>
-        <w:rPr>
-          <w:sz w:val="28"/>
-          <w:szCs w:val="28"/>
-        </w:rPr>
-      </w:pPr>
-      <w:r>
-        <w:rPr>
-          <w:b/>
-          <w:bCs/>
-          <w:sz w:val="28"/>
-          <w:szCs w:val="28"/>
-        </w:rPr>
-        <w:t>$</w:t>
-      </w:r>
-      <w:proofErr w:type="spellStart"/>
-      <w:r>
-        <w:rPr>
-          <w:b/>
-          <w:bCs/>
-          <w:sz w:val="28"/>
-          <w:szCs w:val="28"/>
-        </w:rPr>
-        <w:t>path</w:t>
-      </w:r>
-      <w:proofErr w:type="spellEnd"/>
+        <w:t>Имя очередного элемента каталога, считанного функцией readdir().</w:t>
+      </w:r>
+    </w:p>
+    <w:p>
+      <w:pPr>
+        <w:spacing w:line="360" w:lineRule="auto"/>
+        <w:ind w:firstLine="425"/>
+        <w:jc w:val="both"/>
+        <w:rPr>
+          <w:sz w:val="28"/>
+          <w:szCs w:val="28"/>
+        </w:rPr>
+      </w:pPr>
+      <w:r>
+        <w:rPr>
+          <w:b/>
+          <w:bCs/>
+          <w:sz w:val="28"/>
+          <w:szCs w:val="28"/>
+        </w:rPr>
+        <w:t>$path</w:t>
+      </w:r>
       <w:r>
         <w:rPr>
           <w:sz w:val="28"/>
@@ -1794,19 +1111,8 @@
           <w:sz w:val="28"/>
           <w:szCs w:val="28"/>
         </w:rPr>
-        <w:t>$</w:t>
-      </w:r>
-      <w:proofErr w:type="spellStart"/>
-      <w:r>
-        <w:rPr>
-          <w:b/>
-          <w:bCs/>
-          <w:sz w:val="28"/>
-          <w:szCs w:val="28"/>
-        </w:rPr>
-        <w:t>file_name</w:t>
-      </w:r>
-      <w:proofErr w:type="spellEnd"/>
+        <w:t>$file_name</w:t>
+      </w:r>
       <w:r>
         <w:rPr>
           <w:sz w:val="28"/>
@@ -1833,83 +1139,36 @@
           <w:sz w:val="28"/>
           <w:szCs w:val="28"/>
         </w:rPr>
-        <w:t>$</w:t>
-      </w:r>
-      <w:proofErr w:type="spellStart"/>
-      <w:r>
-        <w:rPr>
-          <w:b/>
-          <w:bCs/>
-          <w:sz w:val="28"/>
-          <w:szCs w:val="28"/>
-        </w:rPr>
-        <w:t>date_file</w:t>
-      </w:r>
-      <w:proofErr w:type="spellEnd"/>
+        <w:t>$date_file</w:t>
+      </w:r>
       <w:r>
         <w:rPr>
           <w:sz w:val="28"/>
           <w:szCs w:val="28"/>
         </w:rPr>
         <w:br/>
-        <w:t>Дата последнего изменения файла в формате </w:t>
-      </w:r>
-      <w:proofErr w:type="spellStart"/>
-      <w:r>
-        <w:rPr>
-          <w:sz w:val="28"/>
-          <w:szCs w:val="28"/>
-        </w:rPr>
-        <w:t>дд.</w:t>
-      </w:r>
-      <w:proofErr w:type="gramStart"/>
-      <w:r>
-        <w:rPr>
-          <w:sz w:val="28"/>
-          <w:szCs w:val="28"/>
-        </w:rPr>
-        <w:t>мм.гггг</w:t>
-      </w:r>
-      <w:proofErr w:type="spellEnd"/>
-      <w:proofErr w:type="gramEnd"/>
-      <w:r>
-        <w:rPr>
-          <w:sz w:val="28"/>
-          <w:szCs w:val="28"/>
-        </w:rPr>
-        <w:t>.</w:t>
-      </w:r>
-    </w:p>
-    <w:p>
-      <w:pPr>
-        <w:spacing w:line="360" w:lineRule="auto"/>
-        <w:ind w:firstLine="425"/>
-        <w:jc w:val="both"/>
-        <w:rPr>
-          <w:sz w:val="28"/>
-          <w:szCs w:val="28"/>
-        </w:rPr>
-      </w:pPr>
-      <w:r>
-        <w:rPr>
-          <w:b/>
-          <w:bCs/>
-          <w:sz w:val="28"/>
-          <w:szCs w:val="28"/>
-        </w:rPr>
-        <w:t>$</w:t>
-      </w:r>
-      <w:proofErr w:type="spellStart"/>
-      <w:r>
-        <w:rPr>
-          <w:b/>
-          <w:bCs/>
-          <w:sz w:val="28"/>
-          <w:szCs w:val="28"/>
-        </w:rPr>
-        <w:t>filename</w:t>
-      </w:r>
-      <w:proofErr w:type="spellEnd"/>
+        <w:t>Дата последнего изменения файла в формате дд.мм.гггг.</w:t>
+      </w:r>
+    </w:p>
+    <w:p>
+      <w:pPr>
+        <w:spacing w:line="360" w:lineRule="auto"/>
+        <w:ind w:firstLine="425"/>
+        <w:jc w:val="both"/>
+        <w:rPr>
+          <w:sz w:val="28"/>
+          <w:szCs w:val="28"/>
+        </w:rPr>
+      </w:pPr>
+      <w:r>
+        <w:rPr>
+          <w:b/>
+          <w:bCs/>
+          <w:sz w:val="28"/>
+          <w:szCs w:val="28"/>
+        </w:rPr>
+        <w:t>$filename</w:t>
+      </w:r>
       <w:r>
         <w:rPr>
           <w:sz w:val="28"/>
@@ -1936,19 +1195,8 @@
           <w:sz w:val="28"/>
           <w:szCs w:val="28"/>
         </w:rPr>
-        <w:t>$</w:t>
-      </w:r>
-      <w:proofErr w:type="spellStart"/>
-      <w:r>
-        <w:rPr>
-          <w:b/>
-          <w:bCs/>
-          <w:sz w:val="28"/>
-          <w:szCs w:val="28"/>
-        </w:rPr>
-        <w:t>text</w:t>
-      </w:r>
-      <w:proofErr w:type="spellEnd"/>
+        <w:t>$text</w:t>
+      </w:r>
       <w:r>
         <w:rPr>
           <w:sz w:val="28"/>
@@ -1975,19 +1223,8 @@
           <w:sz w:val="28"/>
           <w:szCs w:val="28"/>
         </w:rPr>
-        <w:t>$</w:t>
-      </w:r>
-      <w:proofErr w:type="spellStart"/>
-      <w:r>
-        <w:rPr>
-          <w:b/>
-          <w:bCs/>
-          <w:sz w:val="28"/>
-          <w:szCs w:val="28"/>
-        </w:rPr>
-        <w:t>file</w:t>
-      </w:r>
-      <w:proofErr w:type="spellEnd"/>
+        <w:t>$file</w:t>
+      </w:r>
       <w:r>
         <w:rPr>
           <w:sz w:val="28"/>
@@ -2014,19 +1251,8 @@
           <w:sz w:val="28"/>
           <w:szCs w:val="28"/>
         </w:rPr>
-        <w:t>$</w:t>
-      </w:r>
-      <w:proofErr w:type="spellStart"/>
-      <w:r>
-        <w:rPr>
-          <w:b/>
-          <w:bCs/>
-          <w:sz w:val="28"/>
-          <w:szCs w:val="28"/>
-        </w:rPr>
-        <w:t>root</w:t>
-      </w:r>
-      <w:proofErr w:type="spellEnd"/>
+        <w:t>$root</w:t>
+      </w:r>
       <w:r>
         <w:rPr>
           <w:sz w:val="28"/>
@@ -2196,6 +1422,7 @@
         <w:rPr>
           <w:b/>
           <w:bCs/>
+          <w:noProof/>
           <w:sz w:val="28"/>
           <w:szCs w:val="28"/>
         </w:rPr>
@@ -2244,23 +1471,26 @@
         <w:adjustRightInd/>
         <w:spacing w:line="360" w:lineRule="auto"/>
         <w:ind w:firstLine="425"/>
-        <w:jc w:val="both"/>
-        <w:rPr>
-          <w:b/>
-          <w:bCs/>
-          <w:sz w:val="28"/>
-          <w:szCs w:val="28"/>
-          <w:lang w:val="en-US"/>
-        </w:rPr>
-      </w:pPr>
-      <w:r>
-        <w:rPr>
-          <w:b/>
-          <w:bCs/>
+        <w:jc w:val="center"/>
+        <w:rPr>
+          <w:sz w:val="28"/>
+          <w:szCs w:val="28"/>
+        </w:rPr>
+      </w:pPr>
+      <w:r>
+        <w:rPr>
           <w:sz w:val="28"/>
           <w:szCs w:val="28"/>
         </w:rPr>
         <w:t xml:space="preserve">Рисунок 1 – Запуск </w:t>
+      </w:r>
+      <w:r>
+        <w:rPr>
+          <w:sz w:val="28"/>
+          <w:szCs w:val="28"/>
+          <w:lang w:val="en-US"/>
+        </w:rPr>
+        <w:t>FileZilla</w:t>
       </w:r>
     </w:p>
     <w:p>
@@ -2273,29 +1503,93 @@
         <w:ind w:firstLine="425"/>
         <w:jc w:val="both"/>
         <w:rPr>
-          <w:b/>
-          <w:bCs/>
-          <w:sz w:val="28"/>
-          <w:szCs w:val="28"/>
-        </w:rPr>
-      </w:pPr>
-      <w:r>
-        <w:rPr>
-          <w:b/>
-          <w:bCs/>
-          <w:sz w:val="28"/>
-          <w:szCs w:val="28"/>
-        </w:rPr>
-        <w:t>10.</w:t>
-      </w:r>
-      <w:r>
-        <w:rPr>
-          <w:b/>
-          <w:bCs/>
+          <w:sz w:val="28"/>
+          <w:szCs w:val="28"/>
+        </w:rPr>
+      </w:pPr>
+      <w:r>
+        <w:rPr>
+          <w:b/>
+          <w:bCs/>
+          <w:sz w:val="28"/>
+          <w:szCs w:val="28"/>
+        </w:rPr>
+        <w:t>10.2</w:t>
+      </w:r>
+      <w:r>
+        <w:rPr>
+          <w:b/>
+          <w:bCs/>
+          <w:sz w:val="28"/>
+          <w:szCs w:val="28"/>
+        </w:rPr>
+        <w:t>-3</w:t>
+      </w:r>
+      <w:r>
+        <w:rPr>
+          <w:b/>
+          <w:bCs/>
+          <w:sz w:val="28"/>
+          <w:szCs w:val="28"/>
+        </w:rPr>
+        <w:t xml:space="preserve"> </w:t>
+      </w:r>
+      <w:r>
+        <w:rPr>
+          <w:sz w:val="28"/>
+          <w:szCs w:val="28"/>
+        </w:rPr>
+        <w:t xml:space="preserve">Создание группы пользователей </w:t>
+      </w:r>
+      <w:r>
+        <w:rPr>
+          <w:sz w:val="28"/>
+          <w:szCs w:val="28"/>
+          <w:lang w:val="en-US"/>
+        </w:rPr>
+        <w:t>Users</w:t>
+      </w:r>
+      <w:r>
+        <w:rPr>
+          <w:sz w:val="28"/>
+          <w:szCs w:val="28"/>
+        </w:rPr>
+        <w:t xml:space="preserve"> </w:t>
+      </w:r>
+      <w:r>
+        <w:rPr>
+          <w:sz w:val="28"/>
+          <w:szCs w:val="28"/>
+        </w:rPr>
+        <w:t>и предоставление прав</w:t>
+      </w:r>
+      <w:r>
+        <w:rPr>
+          <w:sz w:val="28"/>
+          <w:szCs w:val="28"/>
+        </w:rPr>
+        <w:t xml:space="preserve">. </w:t>
+      </w:r>
+      <w:r>
+        <w:rPr>
+          <w:sz w:val="28"/>
+          <w:szCs w:val="28"/>
+        </w:rPr>
+        <w:t xml:space="preserve">Результат на рисунке </w:t>
+      </w:r>
+      <w:r>
+        <w:rPr>
           <w:sz w:val="28"/>
           <w:szCs w:val="28"/>
         </w:rPr>
         <w:t>2</w:t>
+      </w:r>
+      <w:r>
+        <w:rPr>
+          <w:sz w:val="28"/>
+          <w:szCs w:val="28"/>
+        </w:rPr>
+        <w:t>.</w:t>
       </w:r>
     </w:p>
     <w:p>
@@ -2321,16 +1615,41 @@
           <w:sz w:val="28"/>
           <w:szCs w:val="28"/>
         </w:rPr>
-        <w:t>10.</w:t>
-      </w:r>
-      <w:r>
-        <w:rPr>
-          <w:b/>
-          <w:bCs/>
-          <w:sz w:val="28"/>
-          <w:szCs w:val="28"/>
-        </w:rPr>
-        <w:t>3</w:t>
+        <w:drawing>
+          <wp:inline distT="0" distB="0" distL="0" distR="0" wp14:anchorId="166F9E6D" wp14:editId="00FE6914">
+            <wp:extent cx="5940425" cy="3143250"/>
+            <wp:effectExtent l="0" t="0" r="3175" b="0"/>
+            <wp:docPr id="2" name="Рисунок 2"/>
+            <wp:cNvGraphicFramePr>
+              <a:graphicFrameLocks xmlns:a="http://schemas.openxmlformats.org/drawingml/2006/main" noChangeAspect="1"/>
+            </wp:cNvGraphicFramePr>
+            <a:graphic xmlns:a="http://schemas.openxmlformats.org/drawingml/2006/main">
+              <a:graphicData uri="http://schemas.openxmlformats.org/drawingml/2006/picture">
+                <pic:pic xmlns:pic="http://schemas.openxmlformats.org/drawingml/2006/picture">
+                  <pic:nvPicPr>
+                    <pic:cNvPr id="1" name=""/>
+                    <pic:cNvPicPr/>
+                  </pic:nvPicPr>
+                  <pic:blipFill>
+                    <a:blip r:embed="rId9"/>
+                    <a:stretch>
+                      <a:fillRect/>
+                    </a:stretch>
+                  </pic:blipFill>
+                  <pic:spPr>
+                    <a:xfrm>
+                      <a:off x="0" y="0"/>
+                      <a:ext cx="5940425" cy="3143250"/>
+                    </a:xfrm>
+                    <a:prstGeom prst="rect">
+                      <a:avLst/>
+                    </a:prstGeom>
+                  </pic:spPr>
+                </pic:pic>
+              </a:graphicData>
+            </a:graphic>
+          </wp:inline>
+        </w:drawing>
       </w:r>
     </w:p>
     <w:p>
@@ -2341,31 +1660,27 @@
         <w:adjustRightInd/>
         <w:spacing w:line="360" w:lineRule="auto"/>
         <w:ind w:firstLine="425"/>
-        <w:jc w:val="both"/>
-        <w:rPr>
-          <w:b/>
-          <w:bCs/>
-          <w:sz w:val="28"/>
-          <w:szCs w:val="28"/>
-        </w:rPr>
-      </w:pPr>
-      <w:r>
-        <w:rPr>
-          <w:b/>
-          <w:bCs/>
-          <w:sz w:val="28"/>
-          <w:szCs w:val="28"/>
-        </w:rPr>
-        <w:t>10.</w:t>
-      </w:r>
-      <w:r>
-        <w:rPr>
-          <w:b/>
-          <w:bCs/>
-          <w:sz w:val="28"/>
-          <w:szCs w:val="28"/>
-        </w:rPr>
-        <w:t>4</w:t>
+        <w:jc w:val="center"/>
+        <w:rPr>
+          <w:sz w:val="28"/>
+          <w:szCs w:val="28"/>
+          <w:lang w:val="en-US"/>
+        </w:rPr>
+      </w:pPr>
+      <w:r>
+        <w:rPr>
+          <w:sz w:val="28"/>
+          <w:szCs w:val="28"/>
+        </w:rPr>
+        <w:t xml:space="preserve">Рисунок 2 – Группа </w:t>
+      </w:r>
+      <w:r>
+        <w:rPr>
+          <w:sz w:val="28"/>
+          <w:szCs w:val="28"/>
+          <w:lang w:val="en-US"/>
+        </w:rPr>
+        <w:t>Users</w:t>
       </w:r>
     </w:p>
     <w:p>
@@ -2374,45 +1689,22 @@
         <w:autoSpaceDE/>
         <w:autoSpaceDN/>
         <w:adjustRightInd/>
-        <w:spacing w:line="360" w:lineRule="auto"/>
-        <w:ind w:firstLine="425"/>
-        <w:jc w:val="both"/>
-        <w:rPr>
-          <w:b/>
-          <w:bCs/>
-          <w:sz w:val="28"/>
-          <w:szCs w:val="28"/>
-        </w:rPr>
-      </w:pPr>
-      <w:r>
-        <w:rPr>
-          <w:b/>
-          <w:bCs/>
-          <w:sz w:val="28"/>
-          <w:szCs w:val="28"/>
-          <w:lang w:val="en-US"/>
-        </w:rPr>
-        <w:t>a</w:t>
-      </w:r>
-      <w:proofErr w:type="gramStart"/>
-      <w:r>
-        <w:rPr>
-          <w:b/>
-          <w:bCs/>
-          <w:sz w:val="28"/>
-          <w:szCs w:val="28"/>
-        </w:rPr>
-        <w:t>).Чтение</w:t>
-      </w:r>
-      <w:proofErr w:type="gramEnd"/>
-      <w:r>
-        <w:rPr>
-          <w:b/>
-          <w:bCs/>
-          <w:sz w:val="28"/>
-          <w:szCs w:val="28"/>
-        </w:rPr>
-        <w:t xml:space="preserve"> файлов</w:t>
+        <w:spacing w:after="160" w:line="259" w:lineRule="auto"/>
+        <w:rPr>
+          <w:b/>
+          <w:bCs/>
+          <w:sz w:val="28"/>
+          <w:szCs w:val="28"/>
+        </w:rPr>
+      </w:pPr>
+      <w:r>
+        <w:rPr>
+          <w:b/>
+          <w:bCs/>
+          <w:sz w:val="28"/>
+          <w:szCs w:val="28"/>
+        </w:rPr>
+        <w:br w:type="page"/>
       </w:r>
     </w:p>
     <w:p>
@@ -2425,41 +1717,102 @@
         <w:ind w:firstLine="425"/>
         <w:jc w:val="both"/>
         <w:rPr>
-          <w:b/>
-          <w:bCs/>
-          <w:sz w:val="28"/>
-          <w:szCs w:val="28"/>
-        </w:rPr>
-      </w:pPr>
-      <w:r>
-        <w:rPr>
-          <w:b/>
-          <w:bCs/>
-          <w:sz w:val="28"/>
-          <w:szCs w:val="28"/>
-          <w:lang w:val="en-US"/>
-        </w:rPr>
-        <w:t>b</w:t>
-      </w:r>
-      <w:proofErr w:type="gramStart"/>
-      <w:r>
-        <w:rPr>
-          <w:b/>
-          <w:bCs/>
-          <w:sz w:val="28"/>
-          <w:szCs w:val="28"/>
-        </w:rPr>
-        <w:t>).Запись</w:t>
-      </w:r>
-      <w:proofErr w:type="gramEnd"/>
-      <w:r>
-        <w:rPr>
-          <w:b/>
-          <w:bCs/>
-          <w:sz w:val="28"/>
-          <w:szCs w:val="28"/>
-        </w:rPr>
-        <w:t xml:space="preserve"> файлов</w:t>
+          <w:sz w:val="28"/>
+          <w:szCs w:val="28"/>
+        </w:rPr>
+      </w:pPr>
+      <w:r>
+        <w:rPr>
+          <w:b/>
+          <w:bCs/>
+          <w:sz w:val="28"/>
+          <w:szCs w:val="28"/>
+        </w:rPr>
+        <w:lastRenderedPageBreak/>
+        <w:t>10.4</w:t>
+      </w:r>
+      <w:r>
+        <w:rPr>
+          <w:b/>
+          <w:bCs/>
+          <w:sz w:val="28"/>
+          <w:szCs w:val="28"/>
+        </w:rPr>
+        <w:t xml:space="preserve"> </w:t>
+      </w:r>
+      <w:r>
+        <w:rPr>
+          <w:sz w:val="28"/>
+          <w:szCs w:val="28"/>
+        </w:rPr>
+        <w:t xml:space="preserve">Создание пользователей </w:t>
+      </w:r>
+      <w:r>
+        <w:rPr>
+          <w:sz w:val="28"/>
+          <w:szCs w:val="28"/>
+          <w:lang w:val="en-US"/>
+        </w:rPr>
+        <w:t>User</w:t>
+      </w:r>
+      <w:r>
+        <w:rPr>
+          <w:sz w:val="28"/>
+          <w:szCs w:val="28"/>
+        </w:rPr>
+        <w:t xml:space="preserve">1 и </w:t>
+      </w:r>
+      <w:r>
+        <w:rPr>
+          <w:sz w:val="28"/>
+          <w:szCs w:val="28"/>
+          <w:lang w:val="en-US"/>
+        </w:rPr>
+        <w:t>User</w:t>
+      </w:r>
+      <w:r>
+        <w:rPr>
+          <w:sz w:val="28"/>
+          <w:szCs w:val="28"/>
+        </w:rPr>
+        <w:t xml:space="preserve">2, которые будут входит в группу </w:t>
+      </w:r>
+      <w:r>
+        <w:rPr>
+          <w:sz w:val="28"/>
+          <w:szCs w:val="28"/>
+          <w:lang w:val="en-US"/>
+        </w:rPr>
+        <w:t>Users</w:t>
+      </w:r>
+      <w:r>
+        <w:rPr>
+          <w:sz w:val="28"/>
+          <w:szCs w:val="28"/>
+        </w:rPr>
+        <w:t xml:space="preserve">. Также необходимо предоставить </w:t>
+      </w:r>
+      <w:r>
+        <w:rPr>
+          <w:sz w:val="28"/>
+          <w:szCs w:val="28"/>
+          <w:lang w:val="en-US"/>
+        </w:rPr>
+        <w:t>User</w:t>
+      </w:r>
+      <w:r>
+        <w:rPr>
+          <w:sz w:val="28"/>
+          <w:szCs w:val="28"/>
+        </w:rPr>
+        <w:t>1 права на чтение, запись, удаление, дописывание файлов, создание, удаление, чтение каталогов.</w:t>
+      </w:r>
+      <w:r>
+        <w:rPr>
+          <w:sz w:val="28"/>
+          <w:szCs w:val="28"/>
+        </w:rPr>
+        <w:t xml:space="preserve"> Результат на рисунке 3.</w:t>
       </w:r>
     </w:p>
     <w:p>
@@ -2476,37 +1829,52 @@
           <w:bCs/>
           <w:sz w:val="28"/>
           <w:szCs w:val="28"/>
-        </w:rPr>
-      </w:pPr>
-      <w:proofErr w:type="gramStart"/>
-      <w:r>
-        <w:rPr>
-          <w:b/>
-          <w:bCs/>
-          <w:sz w:val="28"/>
-          <w:szCs w:val="28"/>
-          <w:lang w:val="en-US"/>
-        </w:rPr>
-        <w:t>c</w:t>
-      </w:r>
-      <w:r>
-        <w:rPr>
-          <w:b/>
-          <w:bCs/>
-          <w:sz w:val="28"/>
-          <w:szCs w:val="28"/>
-        </w:rPr>
-        <w:t>).Удаление</w:t>
-      </w:r>
-      <w:proofErr w:type="gramEnd"/>
-      <w:r>
-        <w:rPr>
-          <w:b/>
-          <w:bCs/>
-          <w:sz w:val="28"/>
-          <w:szCs w:val="28"/>
-        </w:rPr>
-        <w:t xml:space="preserve"> файлов</w:t>
+          <w:lang w:val="en-US"/>
+        </w:rPr>
+      </w:pPr>
+      <w:r>
+        <w:rPr>
+          <w:b/>
+          <w:bCs/>
+          <w:sz w:val="28"/>
+          <w:szCs w:val="28"/>
+          <w:lang w:val="en-US"/>
+        </w:rPr>
+        <w:drawing>
+          <wp:inline distT="0" distB="0" distL="0" distR="0" wp14:anchorId="0194CA81" wp14:editId="4F79C4E6">
+            <wp:extent cx="5940425" cy="3137535"/>
+            <wp:effectExtent l="0" t="0" r="3175" b="5715"/>
+            <wp:docPr id="3" name="Рисунок 3"/>
+            <wp:cNvGraphicFramePr>
+              <a:graphicFrameLocks xmlns:a="http://schemas.openxmlformats.org/drawingml/2006/main" noChangeAspect="1"/>
+            </wp:cNvGraphicFramePr>
+            <a:graphic xmlns:a="http://schemas.openxmlformats.org/drawingml/2006/main">
+              <a:graphicData uri="http://schemas.openxmlformats.org/drawingml/2006/picture">
+                <pic:pic xmlns:pic="http://schemas.openxmlformats.org/drawingml/2006/picture">
+                  <pic:nvPicPr>
+                    <pic:cNvPr id="1" name=""/>
+                    <pic:cNvPicPr/>
+                  </pic:nvPicPr>
+                  <pic:blipFill>
+                    <a:blip r:embed="rId10"/>
+                    <a:stretch>
+                      <a:fillRect/>
+                    </a:stretch>
+                  </pic:blipFill>
+                  <pic:spPr>
+                    <a:xfrm>
+                      <a:off x="0" y="0"/>
+                      <a:ext cx="5940425" cy="3137535"/>
+                    </a:xfrm>
+                    <a:prstGeom prst="rect">
+                      <a:avLst/>
+                    </a:prstGeom>
+                  </pic:spPr>
+                </pic:pic>
+              </a:graphicData>
+            </a:graphic>
+          </wp:inline>
+        </w:drawing>
       </w:r>
     </w:p>
     <w:p>
@@ -2517,43 +1885,27 @@
         <w:adjustRightInd/>
         <w:spacing w:line="360" w:lineRule="auto"/>
         <w:ind w:firstLine="425"/>
-        <w:jc w:val="both"/>
-        <w:rPr>
-          <w:b/>
-          <w:bCs/>
-          <w:sz w:val="28"/>
-          <w:szCs w:val="28"/>
-        </w:rPr>
-      </w:pPr>
-      <w:proofErr w:type="gramStart"/>
-      <w:r>
-        <w:rPr>
-          <w:b/>
-          <w:bCs/>
-          <w:sz w:val="28"/>
-          <w:szCs w:val="28"/>
-          <w:lang w:val="en-US"/>
-        </w:rPr>
-        <w:t>d</w:t>
-      </w:r>
-      <w:r>
-        <w:rPr>
-          <w:b/>
-          <w:bCs/>
-          <w:sz w:val="28"/>
-          <w:szCs w:val="28"/>
-        </w:rPr>
-        <w:t>).Дописывание</w:t>
-      </w:r>
-      <w:proofErr w:type="gramEnd"/>
-      <w:r>
-        <w:rPr>
-          <w:b/>
-          <w:bCs/>
-          <w:sz w:val="28"/>
-          <w:szCs w:val="28"/>
-        </w:rPr>
-        <w:t xml:space="preserve"> файлов</w:t>
+        <w:jc w:val="center"/>
+        <w:rPr>
+          <w:sz w:val="28"/>
+          <w:szCs w:val="28"/>
+          <w:lang w:val="en-US"/>
+        </w:rPr>
+      </w:pPr>
+      <w:r>
+        <w:rPr>
+          <w:sz w:val="28"/>
+          <w:szCs w:val="28"/>
+        </w:rPr>
+        <w:t xml:space="preserve">Рисунок 3 – Создание пользователей группы  </w:t>
+      </w:r>
+      <w:r>
+        <w:rPr>
+          <w:sz w:val="28"/>
+          <w:szCs w:val="28"/>
+          <w:lang w:val="en-US"/>
+        </w:rPr>
+        <w:t>Users</w:t>
       </w:r>
     </w:p>
     <w:p>
@@ -2564,43 +1916,54 @@
         <w:adjustRightInd/>
         <w:spacing w:line="360" w:lineRule="auto"/>
         <w:ind w:firstLine="425"/>
-        <w:jc w:val="both"/>
-        <w:rPr>
-          <w:b/>
-          <w:bCs/>
-          <w:sz w:val="28"/>
-          <w:szCs w:val="28"/>
-        </w:rPr>
-      </w:pPr>
-      <w:r>
-        <w:rPr>
-          <w:b/>
-          <w:bCs/>
-          <w:sz w:val="28"/>
-          <w:szCs w:val="28"/>
-          <w:lang w:val="en-US"/>
-        </w:rPr>
-        <w:t>e</w:t>
-      </w:r>
-      <w:proofErr w:type="gramStart"/>
-      <w:r>
-        <w:rPr>
-          <w:b/>
-          <w:bCs/>
-          <w:sz w:val="28"/>
-          <w:szCs w:val="28"/>
-        </w:rPr>
-        <w:t>).Создание</w:t>
-      </w:r>
-      <w:proofErr w:type="gramEnd"/>
-      <w:r>
-        <w:rPr>
-          <w:b/>
-          <w:bCs/>
-          <w:sz w:val="28"/>
-          <w:szCs w:val="28"/>
-        </w:rPr>
-        <w:t xml:space="preserve"> каталогов</w:t>
+        <w:jc w:val="center"/>
+        <w:rPr>
+          <w:sz w:val="28"/>
+          <w:szCs w:val="28"/>
+          <w:lang w:val="en-US"/>
+        </w:rPr>
+      </w:pPr>
+      <w:r>
+        <w:rPr>
+          <w:sz w:val="28"/>
+          <w:szCs w:val="28"/>
+          <w:lang w:val="en-US"/>
+        </w:rPr>
+        <w:drawing>
+          <wp:inline distT="0" distB="0" distL="0" distR="0" wp14:anchorId="385EB043" wp14:editId="10B27830">
+            <wp:extent cx="5940425" cy="3968750"/>
+            <wp:effectExtent l="0" t="0" r="3175" b="0"/>
+            <wp:docPr id="5" name="Рисунок 5"/>
+            <wp:cNvGraphicFramePr>
+              <a:graphicFrameLocks xmlns:a="http://schemas.openxmlformats.org/drawingml/2006/main" noChangeAspect="1"/>
+            </wp:cNvGraphicFramePr>
+            <a:graphic xmlns:a="http://schemas.openxmlformats.org/drawingml/2006/main">
+              <a:graphicData uri="http://schemas.openxmlformats.org/drawingml/2006/picture">
+                <pic:pic xmlns:pic="http://schemas.openxmlformats.org/drawingml/2006/picture">
+                  <pic:nvPicPr>
+                    <pic:cNvPr id="1" name=""/>
+                    <pic:cNvPicPr/>
+                  </pic:nvPicPr>
+                  <pic:blipFill>
+                    <a:blip r:embed="rId11"/>
+                    <a:stretch>
+                      <a:fillRect/>
+                    </a:stretch>
+                  </pic:blipFill>
+                  <pic:spPr>
+                    <a:xfrm>
+                      <a:off x="0" y="0"/>
+                      <a:ext cx="5940425" cy="3968750"/>
+                    </a:xfrm>
+                    <a:prstGeom prst="rect">
+                      <a:avLst/>
+                    </a:prstGeom>
+                  </pic:spPr>
+                </pic:pic>
+              </a:graphicData>
+            </a:graphic>
+          </wp:inline>
+        </w:drawing>
       </w:r>
     </w:p>
     <w:p>
@@ -2611,43 +1974,33 @@
         <w:adjustRightInd/>
         <w:spacing w:line="360" w:lineRule="auto"/>
         <w:ind w:firstLine="425"/>
-        <w:jc w:val="both"/>
-        <w:rPr>
-          <w:b/>
-          <w:bCs/>
-          <w:sz w:val="28"/>
-          <w:szCs w:val="28"/>
-        </w:rPr>
-      </w:pPr>
-      <w:r>
-        <w:rPr>
-          <w:b/>
-          <w:bCs/>
-          <w:sz w:val="28"/>
-          <w:szCs w:val="28"/>
-          <w:lang w:val="en-US"/>
-        </w:rPr>
-        <w:t>f</w:t>
-      </w:r>
-      <w:proofErr w:type="gramStart"/>
-      <w:r>
-        <w:rPr>
-          <w:b/>
-          <w:bCs/>
-          <w:sz w:val="28"/>
-          <w:szCs w:val="28"/>
-        </w:rPr>
-        <w:t>).Удаление</w:t>
-      </w:r>
-      <w:proofErr w:type="gramEnd"/>
-      <w:r>
-        <w:rPr>
-          <w:b/>
-          <w:bCs/>
-          <w:sz w:val="28"/>
-          <w:szCs w:val="28"/>
-        </w:rPr>
-        <w:t xml:space="preserve"> каталогов</w:t>
+        <w:jc w:val="center"/>
+        <w:rPr>
+          <w:sz w:val="28"/>
+          <w:szCs w:val="28"/>
+        </w:rPr>
+      </w:pPr>
+      <w:r>
+        <w:rPr>
+          <w:sz w:val="28"/>
+          <w:szCs w:val="28"/>
+        </w:rPr>
+        <w:t xml:space="preserve">Рисунок 4 – Права </w:t>
+      </w:r>
+      <w:r>
+        <w:rPr>
+          <w:sz w:val="28"/>
+          <w:szCs w:val="28"/>
+          <w:lang w:val="en-US"/>
+        </w:rPr>
+        <w:t>User</w:t>
+      </w:r>
+      <w:r>
+        <w:rPr>
+          <w:sz w:val="28"/>
+          <w:szCs w:val="28"/>
+        </w:rPr>
+        <w:t>1</w:t>
       </w:r>
     </w:p>
     <w:p>
@@ -2664,38 +2017,48 @@
           <w:bCs/>
           <w:sz w:val="28"/>
           <w:szCs w:val="28"/>
-          <w:lang w:val="en-US"/>
-        </w:rPr>
-      </w:pPr>
-      <w:r>
-        <w:rPr>
-          <w:b/>
-          <w:bCs/>
-          <w:sz w:val="28"/>
-          <w:szCs w:val="28"/>
-          <w:lang w:val="en-US"/>
-        </w:rPr>
-        <w:t>g</w:t>
-      </w:r>
-      <w:proofErr w:type="gramStart"/>
-      <w:r>
-        <w:rPr>
-          <w:b/>
-          <w:bCs/>
-          <w:sz w:val="28"/>
-          <w:szCs w:val="28"/>
-        </w:rPr>
-        <w:t>).Чтение</w:t>
-      </w:r>
-      <w:proofErr w:type="gramEnd"/>
-      <w:r>
-        <w:rPr>
-          <w:b/>
-          <w:bCs/>
-          <w:sz w:val="28"/>
-          <w:szCs w:val="28"/>
-        </w:rPr>
-        <w:t xml:space="preserve"> содержания каталога</w:t>
+        </w:rPr>
+      </w:pPr>
+      <w:r>
+        <w:rPr>
+          <w:b/>
+          <w:bCs/>
+          <w:sz w:val="28"/>
+          <w:szCs w:val="28"/>
+        </w:rPr>
+        <w:lastRenderedPageBreak/>
+        <w:t>10.5</w:t>
+      </w:r>
+      <w:r>
+        <w:rPr>
+          <w:b/>
+          <w:bCs/>
+          <w:sz w:val="28"/>
+          <w:szCs w:val="28"/>
+        </w:rPr>
+        <w:t xml:space="preserve"> </w:t>
+      </w:r>
+      <w:r>
+        <w:rPr>
+          <w:sz w:val="28"/>
+          <w:szCs w:val="28"/>
+        </w:rPr>
+        <w:t xml:space="preserve">Установил клиент </w:t>
+      </w:r>
+      <w:r>
+        <w:rPr>
+          <w:sz w:val="28"/>
+          <w:szCs w:val="28"/>
+          <w:lang w:val="en-US"/>
+        </w:rPr>
+        <w:t>filezilla</w:t>
+      </w:r>
+      <w:r>
+        <w:rPr>
+          <w:sz w:val="28"/>
+          <w:szCs w:val="28"/>
+        </w:rPr>
+        <w:t>.</w:t>
       </w:r>
     </w:p>
     <w:p>
@@ -2708,29 +2071,64 @@
         <w:ind w:firstLine="425"/>
         <w:jc w:val="both"/>
         <w:rPr>
-          <w:b/>
-          <w:bCs/>
-          <w:sz w:val="28"/>
-          <w:szCs w:val="28"/>
-        </w:rPr>
-      </w:pPr>
-      <w:r>
-        <w:rPr>
-          <w:b/>
-          <w:bCs/>
-          <w:sz w:val="28"/>
-          <w:szCs w:val="28"/>
-        </w:rPr>
-        <w:t>10.</w:t>
-      </w:r>
-      <w:r>
-        <w:rPr>
-          <w:b/>
-          <w:bCs/>
-          <w:sz w:val="28"/>
-          <w:szCs w:val="28"/>
-        </w:rPr>
-        <w:t>5</w:t>
+          <w:sz w:val="28"/>
+          <w:szCs w:val="28"/>
+        </w:rPr>
+      </w:pPr>
+      <w:r>
+        <w:rPr>
+          <w:b/>
+          <w:bCs/>
+          <w:sz w:val="28"/>
+          <w:szCs w:val="28"/>
+        </w:rPr>
+        <w:t>10.6</w:t>
+      </w:r>
+      <w:r>
+        <w:rPr>
+          <w:b/>
+          <w:bCs/>
+          <w:sz w:val="28"/>
+          <w:szCs w:val="28"/>
+        </w:rPr>
+        <w:t xml:space="preserve"> </w:t>
+      </w:r>
+      <w:r>
+        <w:rPr>
+          <w:sz w:val="28"/>
+          <w:szCs w:val="28"/>
+        </w:rPr>
+        <w:t xml:space="preserve">Подключился к серверу под пользователем </w:t>
+      </w:r>
+      <w:r>
+        <w:rPr>
+          <w:sz w:val="28"/>
+          <w:szCs w:val="28"/>
+          <w:lang w:val="en-US"/>
+        </w:rPr>
+        <w:t>User</w:t>
+      </w:r>
+      <w:r>
+        <w:rPr>
+          <w:sz w:val="28"/>
+          <w:szCs w:val="28"/>
+        </w:rPr>
+        <w:t xml:space="preserve">1 и </w:t>
+      </w:r>
+      <w:r>
+        <w:rPr>
+          <w:sz w:val="28"/>
+          <w:szCs w:val="28"/>
+          <w:lang w:val="en-US"/>
+        </w:rPr>
+        <w:t>User</w:t>
+      </w:r>
+      <w:r>
+        <w:rPr>
+          <w:sz w:val="28"/>
+          <w:szCs w:val="28"/>
+        </w:rPr>
+        <w:t>2</w:t>
       </w:r>
     </w:p>
     <w:p>
@@ -2756,16 +2154,41 @@
           <w:sz w:val="28"/>
           <w:szCs w:val="28"/>
         </w:rPr>
-        <w:t>10.</w:t>
-      </w:r>
-      <w:r>
-        <w:rPr>
-          <w:b/>
-          <w:bCs/>
-          <w:sz w:val="28"/>
-          <w:szCs w:val="28"/>
-        </w:rPr>
-        <w:t>6</w:t>
+        <w:drawing>
+          <wp:inline distT="0" distB="0" distL="0" distR="0" wp14:anchorId="251E5AC3" wp14:editId="10361C0D">
+            <wp:extent cx="5940425" cy="4027170"/>
+            <wp:effectExtent l="0" t="0" r="3175" b="0"/>
+            <wp:docPr id="6" name="Рисунок 6"/>
+            <wp:cNvGraphicFramePr>
+              <a:graphicFrameLocks xmlns:a="http://schemas.openxmlformats.org/drawingml/2006/main" noChangeAspect="1"/>
+            </wp:cNvGraphicFramePr>
+            <a:graphic xmlns:a="http://schemas.openxmlformats.org/drawingml/2006/main">
+              <a:graphicData uri="http://schemas.openxmlformats.org/drawingml/2006/picture">
+                <pic:pic xmlns:pic="http://schemas.openxmlformats.org/drawingml/2006/picture">
+                  <pic:nvPicPr>
+                    <pic:cNvPr id="1" name=""/>
+                    <pic:cNvPicPr/>
+                  </pic:nvPicPr>
+                  <pic:blipFill>
+                    <a:blip r:embed="rId12"/>
+                    <a:stretch>
+                      <a:fillRect/>
+                    </a:stretch>
+                  </pic:blipFill>
+                  <pic:spPr>
+                    <a:xfrm>
+                      <a:off x="0" y="0"/>
+                      <a:ext cx="5940425" cy="4027170"/>
+                    </a:xfrm>
+                    <a:prstGeom prst="rect">
+                      <a:avLst/>
+                    </a:prstGeom>
+                  </pic:spPr>
+                </pic:pic>
+              </a:graphicData>
+            </a:graphic>
+          </wp:inline>
+        </w:drawing>
       </w:r>
     </w:p>
     <w:p>
@@ -2776,31 +2199,48 @@
         <w:adjustRightInd/>
         <w:spacing w:line="360" w:lineRule="auto"/>
         <w:ind w:firstLine="425"/>
-        <w:jc w:val="both"/>
-        <w:rPr>
-          <w:b/>
-          <w:bCs/>
-          <w:sz w:val="28"/>
-          <w:szCs w:val="28"/>
-        </w:rPr>
-      </w:pPr>
-      <w:r>
-        <w:rPr>
-          <w:b/>
-          <w:bCs/>
-          <w:sz w:val="28"/>
-          <w:szCs w:val="28"/>
-        </w:rPr>
-        <w:t>10.</w:t>
-      </w:r>
-      <w:r>
-        <w:rPr>
-          <w:b/>
-          <w:bCs/>
-          <w:sz w:val="28"/>
-          <w:szCs w:val="28"/>
-        </w:rPr>
-        <w:t>7</w:t>
+        <w:jc w:val="center"/>
+        <w:rPr>
+          <w:sz w:val="28"/>
+          <w:szCs w:val="28"/>
+          <w:lang w:val="en-US"/>
+        </w:rPr>
+      </w:pPr>
+      <w:r>
+        <w:rPr>
+          <w:sz w:val="28"/>
+          <w:szCs w:val="28"/>
+        </w:rPr>
+        <w:t xml:space="preserve">Рисунок 5 </w:t>
+      </w:r>
+      <w:r>
+        <w:rPr>
+          <w:sz w:val="28"/>
+          <w:szCs w:val="28"/>
+        </w:rPr>
+        <w:t>–</w:t>
+      </w:r>
+      <w:r>
+        <w:rPr>
+          <w:sz w:val="28"/>
+          <w:szCs w:val="28"/>
+        </w:rPr>
+        <w:t xml:space="preserve"> Подключение</w:t>
+      </w:r>
+      <w:r>
+        <w:rPr>
+          <w:sz w:val="28"/>
+          <w:szCs w:val="28"/>
+        </w:rPr>
+        <w:t xml:space="preserve"> </w:t>
+      </w:r>
+      <w:r>
+        <w:rPr>
+          <w:sz w:val="28"/>
+          <w:szCs w:val="28"/>
+          <w:lang w:val="en-US"/>
+        </w:rPr>
+        <w:t>User1</w:t>
       </w:r>
     </w:p>
     <w:p>
@@ -2826,16 +2266,42 @@
           <w:sz w:val="28"/>
           <w:szCs w:val="28"/>
         </w:rPr>
-        <w:t>10.</w:t>
-      </w:r>
-      <w:r>
-        <w:rPr>
-          <w:b/>
-          <w:bCs/>
-          <w:sz w:val="28"/>
-          <w:szCs w:val="28"/>
-        </w:rPr>
-        <w:t>8</w:t>
+        <w:lastRenderedPageBreak/>
+        <w:drawing>
+          <wp:inline distT="0" distB="0" distL="0" distR="0" wp14:anchorId="1C3BDADA" wp14:editId="50964746">
+            <wp:extent cx="5940425" cy="4528185"/>
+            <wp:effectExtent l="0" t="0" r="3175" b="5715"/>
+            <wp:docPr id="7" name="Рисунок 7"/>
+            <wp:cNvGraphicFramePr>
+              <a:graphicFrameLocks xmlns:a="http://schemas.openxmlformats.org/drawingml/2006/main" noChangeAspect="1"/>
+            </wp:cNvGraphicFramePr>
+            <a:graphic xmlns:a="http://schemas.openxmlformats.org/drawingml/2006/main">
+              <a:graphicData uri="http://schemas.openxmlformats.org/drawingml/2006/picture">
+                <pic:pic xmlns:pic="http://schemas.openxmlformats.org/drawingml/2006/picture">
+                  <pic:nvPicPr>
+                    <pic:cNvPr id="1" name=""/>
+                    <pic:cNvPicPr/>
+                  </pic:nvPicPr>
+                  <pic:blipFill>
+                    <a:blip r:embed="rId13"/>
+                    <a:stretch>
+                      <a:fillRect/>
+                    </a:stretch>
+                  </pic:blipFill>
+                  <pic:spPr>
+                    <a:xfrm>
+                      <a:off x="0" y="0"/>
+                      <a:ext cx="5940425" cy="4528185"/>
+                    </a:xfrm>
+                    <a:prstGeom prst="rect">
+                      <a:avLst/>
+                    </a:prstGeom>
+                  </pic:spPr>
+                </pic:pic>
+              </a:graphicData>
+            </a:graphic>
+          </wp:inline>
+        </w:drawing>
       </w:r>
     </w:p>
     <w:p>
@@ -2846,31 +2312,71 @@
         <w:adjustRightInd/>
         <w:spacing w:line="360" w:lineRule="auto"/>
         <w:ind w:firstLine="425"/>
-        <w:jc w:val="both"/>
-        <w:rPr>
-          <w:b/>
-          <w:bCs/>
-          <w:sz w:val="28"/>
-          <w:szCs w:val="28"/>
-        </w:rPr>
-      </w:pPr>
-      <w:r>
-        <w:rPr>
-          <w:b/>
-          <w:bCs/>
-          <w:sz w:val="28"/>
-          <w:szCs w:val="28"/>
-        </w:rPr>
-        <w:t>10.</w:t>
-      </w:r>
-      <w:r>
-        <w:rPr>
-          <w:b/>
-          <w:bCs/>
-          <w:sz w:val="28"/>
-          <w:szCs w:val="28"/>
-        </w:rPr>
-        <w:t>9</w:t>
+        <w:jc w:val="center"/>
+        <w:rPr>
+          <w:sz w:val="28"/>
+          <w:szCs w:val="28"/>
+          <w:lang w:val="en-US"/>
+        </w:rPr>
+      </w:pPr>
+      <w:r>
+        <w:rPr>
+          <w:sz w:val="28"/>
+          <w:szCs w:val="28"/>
+        </w:rPr>
+        <w:t xml:space="preserve">Рисунок </w:t>
+      </w:r>
+      <w:r>
+        <w:rPr>
+          <w:sz w:val="28"/>
+          <w:szCs w:val="28"/>
+          <w:lang w:val="en-US"/>
+        </w:rPr>
+        <w:t>6</w:t>
+      </w:r>
+      <w:r>
+        <w:rPr>
+          <w:sz w:val="28"/>
+          <w:szCs w:val="28"/>
+        </w:rPr>
+        <w:t xml:space="preserve"> </w:t>
+      </w:r>
+      <w:r>
+        <w:rPr>
+          <w:sz w:val="28"/>
+          <w:szCs w:val="28"/>
+        </w:rPr>
+        <w:t>–</w:t>
+      </w:r>
+      <w:r>
+        <w:rPr>
+          <w:sz w:val="28"/>
+          <w:szCs w:val="28"/>
+        </w:rPr>
+        <w:t xml:space="preserve"> Подключение</w:t>
+      </w:r>
+      <w:r>
+        <w:rPr>
+          <w:sz w:val="28"/>
+          <w:szCs w:val="28"/>
+        </w:rPr>
+        <w:t xml:space="preserve"> </w:t>
+      </w:r>
+      <w:r>
+        <w:rPr>
+          <w:sz w:val="28"/>
+          <w:szCs w:val="28"/>
+          <w:lang w:val="en-US"/>
+        </w:rPr>
+        <w:t>User</w:t>
+      </w:r>
+      <w:r>
+        <w:rPr>
+          <w:sz w:val="28"/>
+          <w:szCs w:val="28"/>
+          <w:lang w:val="en-US"/>
+        </w:rPr>
+        <w:t>2</w:t>
       </w:r>
     </w:p>
     <w:p>
@@ -2889,25 +2395,6 @@
           <w:szCs w:val="28"/>
         </w:rPr>
       </w:pPr>
-      <w:r>
-        <w:rPr>
-          <w:b/>
-          <w:bCs/>
-          <w:sz w:val="28"/>
-          <w:szCs w:val="28"/>
-        </w:rPr>
-        <w:lastRenderedPageBreak/>
-        <w:t>10.1</w:t>
-      </w:r>
-      <w:r>
-        <w:rPr>
-          <w:b/>
-          <w:bCs/>
-          <w:sz w:val="28"/>
-          <w:szCs w:val="28"/>
-        </w:rPr>
-        <w:t>0</w:t>
-      </w:r>
     </w:p>
     <w:p>
       <w:pPr>
@@ -2919,23 +2406,970 @@
         <w:ind w:firstLine="425"/>
         <w:jc w:val="both"/>
         <w:rPr>
-          <w:b/>
-          <w:bCs/>
-          <w:sz w:val="28"/>
-          <w:szCs w:val="28"/>
-        </w:rPr>
-      </w:pPr>
-    </w:p>
-    <w:p>
-      <w:pPr>
-        <w:spacing w:line="360" w:lineRule="auto"/>
-        <w:ind w:firstLine="425"/>
-        <w:jc w:val="both"/>
-        <w:rPr>
-          <w:sz w:val="28"/>
-          <w:szCs w:val="28"/>
-        </w:rPr>
-      </w:pPr>
+          <w:sz w:val="28"/>
+          <w:szCs w:val="28"/>
+          <w:lang w:val="en-US"/>
+        </w:rPr>
+      </w:pPr>
+      <w:r>
+        <w:rPr>
+          <w:b/>
+          <w:bCs/>
+          <w:sz w:val="28"/>
+          <w:szCs w:val="28"/>
+        </w:rPr>
+        <w:t>10.7</w:t>
+      </w:r>
+      <w:r>
+        <w:rPr>
+          <w:b/>
+          <w:bCs/>
+          <w:sz w:val="28"/>
+          <w:szCs w:val="28"/>
+        </w:rPr>
+        <w:t xml:space="preserve"> </w:t>
+      </w:r>
+      <w:r>
+        <w:rPr>
+          <w:sz w:val="28"/>
+          <w:szCs w:val="28"/>
+        </w:rPr>
+        <w:t xml:space="preserve">Приоритет имеют права пользователя, даже если он находится в некоторой из групп. Например в группе </w:t>
+      </w:r>
+      <w:r>
+        <w:rPr>
+          <w:sz w:val="28"/>
+          <w:szCs w:val="28"/>
+          <w:lang w:val="en-US"/>
+        </w:rPr>
+        <w:t>Users</w:t>
+      </w:r>
+      <w:r>
+        <w:rPr>
+          <w:sz w:val="28"/>
+          <w:szCs w:val="28"/>
+        </w:rPr>
+        <w:t xml:space="preserve"> разрешено большинство операций, но для </w:t>
+      </w:r>
+      <w:r>
+        <w:rPr>
+          <w:sz w:val="28"/>
+          <w:szCs w:val="28"/>
+          <w:lang w:val="en-US"/>
+        </w:rPr>
+        <w:t>User</w:t>
+      </w:r>
+      <w:r>
+        <w:rPr>
+          <w:sz w:val="28"/>
+          <w:szCs w:val="28"/>
+        </w:rPr>
+        <w:t>1 запрещено все и видно на скрине выше</w:t>
+      </w:r>
+      <w:r>
+        <w:rPr>
+          <w:sz w:val="28"/>
+          <w:szCs w:val="28"/>
+        </w:rPr>
+        <w:t>.</w:t>
+      </w:r>
+    </w:p>
+    <w:p>
+      <w:pPr>
+        <w:widowControl/>
+        <w:autoSpaceDE/>
+        <w:autoSpaceDN/>
+        <w:adjustRightInd/>
+        <w:spacing w:line="360" w:lineRule="auto"/>
+        <w:ind w:firstLine="425"/>
+        <w:jc w:val="both"/>
+        <w:rPr>
+          <w:sz w:val="28"/>
+          <w:szCs w:val="28"/>
+        </w:rPr>
+      </w:pPr>
+      <w:r>
+        <w:rPr>
+          <w:sz w:val="28"/>
+          <w:szCs w:val="28"/>
+        </w:rPr>
+        <w:t xml:space="preserve">Ошибка при передаче файлов на сервер для </w:t>
+      </w:r>
+      <w:r>
+        <w:rPr>
+          <w:sz w:val="28"/>
+          <w:szCs w:val="28"/>
+          <w:lang w:val="en-US"/>
+        </w:rPr>
+        <w:t>User</w:t>
+      </w:r>
+      <w:r>
+        <w:rPr>
+          <w:sz w:val="28"/>
+          <w:szCs w:val="28"/>
+        </w:rPr>
+        <w:t>2</w:t>
+      </w:r>
+      <w:r>
+        <w:rPr>
+          <w:sz w:val="28"/>
+          <w:szCs w:val="28"/>
+        </w:rPr>
+        <w:t>:</w:t>
+      </w:r>
+    </w:p>
+    <w:p>
+      <w:pPr>
+        <w:widowControl/>
+        <w:autoSpaceDE/>
+        <w:autoSpaceDN/>
+        <w:adjustRightInd/>
+        <w:spacing w:line="360" w:lineRule="auto"/>
+        <w:ind w:firstLine="425"/>
+        <w:jc w:val="both"/>
+        <w:rPr>
+          <w:sz w:val="28"/>
+          <w:szCs w:val="28"/>
+        </w:rPr>
+      </w:pPr>
+      <w:r>
+        <w:rPr>
+          <w:sz w:val="28"/>
+          <w:szCs w:val="28"/>
+        </w:rPr>
+        <w:lastRenderedPageBreak/>
+        <w:drawing>
+          <wp:inline distT="0" distB="0" distL="0" distR="0" wp14:anchorId="6900E73C" wp14:editId="05433446">
+            <wp:extent cx="5940425" cy="3498215"/>
+            <wp:effectExtent l="0" t="0" r="3175" b="6985"/>
+            <wp:docPr id="8" name="Рисунок 8"/>
+            <wp:cNvGraphicFramePr>
+              <a:graphicFrameLocks xmlns:a="http://schemas.openxmlformats.org/drawingml/2006/main" noChangeAspect="1"/>
+            </wp:cNvGraphicFramePr>
+            <a:graphic xmlns:a="http://schemas.openxmlformats.org/drawingml/2006/main">
+              <a:graphicData uri="http://schemas.openxmlformats.org/drawingml/2006/picture">
+                <pic:pic xmlns:pic="http://schemas.openxmlformats.org/drawingml/2006/picture">
+                  <pic:nvPicPr>
+                    <pic:cNvPr id="1" name=""/>
+                    <pic:cNvPicPr/>
+                  </pic:nvPicPr>
+                  <pic:blipFill>
+                    <a:blip r:embed="rId14"/>
+                    <a:stretch>
+                      <a:fillRect/>
+                    </a:stretch>
+                  </pic:blipFill>
+                  <pic:spPr>
+                    <a:xfrm>
+                      <a:off x="0" y="0"/>
+                      <a:ext cx="5940425" cy="3498215"/>
+                    </a:xfrm>
+                    <a:prstGeom prst="rect">
+                      <a:avLst/>
+                    </a:prstGeom>
+                  </pic:spPr>
+                </pic:pic>
+              </a:graphicData>
+            </a:graphic>
+          </wp:inline>
+        </w:drawing>
+      </w:r>
+    </w:p>
+    <w:p>
+      <w:pPr>
+        <w:widowControl/>
+        <w:autoSpaceDE/>
+        <w:autoSpaceDN/>
+        <w:adjustRightInd/>
+        <w:spacing w:line="360" w:lineRule="auto"/>
+        <w:ind w:firstLine="425"/>
+        <w:jc w:val="center"/>
+        <w:rPr>
+          <w:sz w:val="28"/>
+          <w:szCs w:val="28"/>
+        </w:rPr>
+      </w:pPr>
+      <w:r>
+        <w:rPr>
+          <w:sz w:val="28"/>
+          <w:szCs w:val="28"/>
+        </w:rPr>
+        <w:t xml:space="preserve">Рисунок </w:t>
+      </w:r>
+      <w:r>
+        <w:rPr>
+          <w:sz w:val="28"/>
+          <w:szCs w:val="28"/>
+        </w:rPr>
+        <w:t>7</w:t>
+      </w:r>
+      <w:r>
+        <w:rPr>
+          <w:sz w:val="28"/>
+          <w:szCs w:val="28"/>
+        </w:rPr>
+        <w:t xml:space="preserve"> </w:t>
+      </w:r>
+      <w:r>
+        <w:rPr>
+          <w:sz w:val="28"/>
+          <w:szCs w:val="28"/>
+        </w:rPr>
+        <w:t>–</w:t>
+      </w:r>
+      <w:r>
+        <w:rPr>
+          <w:sz w:val="28"/>
+          <w:szCs w:val="28"/>
+        </w:rPr>
+        <w:t xml:space="preserve"> </w:t>
+      </w:r>
+      <w:r>
+        <w:rPr>
+          <w:sz w:val="28"/>
+          <w:szCs w:val="28"/>
+        </w:rPr>
+        <w:t>Ошибка передачи файлов</w:t>
+      </w:r>
+      <w:r>
+        <w:rPr>
+          <w:sz w:val="28"/>
+          <w:szCs w:val="28"/>
+        </w:rPr>
+        <w:t xml:space="preserve"> </w:t>
+      </w:r>
+      <w:r>
+        <w:rPr>
+          <w:sz w:val="28"/>
+          <w:szCs w:val="28"/>
+          <w:lang w:val="en-US"/>
+        </w:rPr>
+        <w:t>User</w:t>
+      </w:r>
+      <w:r>
+        <w:rPr>
+          <w:sz w:val="28"/>
+          <w:szCs w:val="28"/>
+        </w:rPr>
+        <w:t>2</w:t>
+      </w:r>
+    </w:p>
+    <w:p>
+      <w:pPr>
+        <w:widowControl/>
+        <w:autoSpaceDE/>
+        <w:autoSpaceDN/>
+        <w:adjustRightInd/>
+        <w:spacing w:line="360" w:lineRule="auto"/>
+        <w:ind w:firstLine="425"/>
+        <w:jc w:val="both"/>
+        <w:rPr>
+          <w:sz w:val="28"/>
+          <w:szCs w:val="28"/>
+        </w:rPr>
+      </w:pPr>
+    </w:p>
+    <w:p>
+      <w:pPr>
+        <w:widowControl/>
+        <w:autoSpaceDE/>
+        <w:autoSpaceDN/>
+        <w:adjustRightInd/>
+        <w:spacing w:line="360" w:lineRule="auto"/>
+        <w:ind w:firstLine="425"/>
+        <w:jc w:val="both"/>
+        <w:rPr>
+          <w:b/>
+          <w:bCs/>
+          <w:sz w:val="28"/>
+          <w:szCs w:val="28"/>
+        </w:rPr>
+      </w:pPr>
+      <w:r>
+        <w:rPr>
+          <w:b/>
+          <w:bCs/>
+          <w:sz w:val="28"/>
+          <w:szCs w:val="28"/>
+        </w:rPr>
+        <w:t>10.8</w:t>
+      </w:r>
+      <w:r>
+        <w:rPr>
+          <w:b/>
+          <w:bCs/>
+          <w:sz w:val="28"/>
+          <w:szCs w:val="28"/>
+        </w:rPr>
+        <w:t xml:space="preserve"> </w:t>
+      </w:r>
+      <w:r>
+        <w:rPr>
+          <w:sz w:val="28"/>
+          <w:szCs w:val="28"/>
+        </w:rPr>
+        <w:t>Пример числовой записи прав:</w:t>
+      </w:r>
+    </w:p>
+    <w:p>
+      <w:pPr>
+        <w:widowControl/>
+        <w:autoSpaceDE/>
+        <w:autoSpaceDN/>
+        <w:adjustRightInd/>
+        <w:spacing w:line="360" w:lineRule="auto"/>
+        <w:ind w:firstLine="425"/>
+        <w:jc w:val="both"/>
+        <w:rPr>
+          <w:b/>
+          <w:bCs/>
+          <w:sz w:val="28"/>
+          <w:szCs w:val="28"/>
+          <w:lang w:val="en-US"/>
+        </w:rPr>
+      </w:pPr>
+      <w:r>
+        <w:rPr>
+          <w:b/>
+          <w:bCs/>
+          <w:sz w:val="28"/>
+          <w:szCs w:val="28"/>
+          <w:lang w:val="en-US"/>
+        </w:rPr>
+        <w:drawing>
+          <wp:inline distT="0" distB="0" distL="0" distR="0" wp14:anchorId="604DE522" wp14:editId="275C25E4">
+            <wp:extent cx="5134692" cy="4258269"/>
+            <wp:effectExtent l="0" t="0" r="8890" b="9525"/>
+            <wp:docPr id="9" name="Рисунок 9"/>
+            <wp:cNvGraphicFramePr>
+              <a:graphicFrameLocks xmlns:a="http://schemas.openxmlformats.org/drawingml/2006/main" noChangeAspect="1"/>
+            </wp:cNvGraphicFramePr>
+            <a:graphic xmlns:a="http://schemas.openxmlformats.org/drawingml/2006/main">
+              <a:graphicData uri="http://schemas.openxmlformats.org/drawingml/2006/picture">
+                <pic:pic xmlns:pic="http://schemas.openxmlformats.org/drawingml/2006/picture">
+                  <pic:nvPicPr>
+                    <pic:cNvPr id="1" name=""/>
+                    <pic:cNvPicPr/>
+                  </pic:nvPicPr>
+                  <pic:blipFill>
+                    <a:blip r:embed="rId15"/>
+                    <a:stretch>
+                      <a:fillRect/>
+                    </a:stretch>
+                  </pic:blipFill>
+                  <pic:spPr>
+                    <a:xfrm>
+                      <a:off x="0" y="0"/>
+                      <a:ext cx="5134692" cy="4258269"/>
+                    </a:xfrm>
+                    <a:prstGeom prst="rect">
+                      <a:avLst/>
+                    </a:prstGeom>
+                  </pic:spPr>
+                </pic:pic>
+              </a:graphicData>
+            </a:graphic>
+          </wp:inline>
+        </w:drawing>
+      </w:r>
+    </w:p>
+    <w:p>
+      <w:pPr>
+        <w:widowControl/>
+        <w:autoSpaceDE/>
+        <w:autoSpaceDN/>
+        <w:adjustRightInd/>
+        <w:spacing w:line="360" w:lineRule="auto"/>
+        <w:ind w:firstLine="425"/>
+        <w:jc w:val="center"/>
+        <w:rPr>
+          <w:sz w:val="28"/>
+          <w:szCs w:val="28"/>
+        </w:rPr>
+      </w:pPr>
+      <w:r>
+        <w:rPr>
+          <w:sz w:val="28"/>
+          <w:szCs w:val="28"/>
+        </w:rPr>
+        <w:t xml:space="preserve">Рисунок </w:t>
+      </w:r>
+      <w:r>
+        <w:rPr>
+          <w:sz w:val="28"/>
+          <w:szCs w:val="28"/>
+        </w:rPr>
+        <w:t>8</w:t>
+      </w:r>
+      <w:r>
+        <w:rPr>
+          <w:sz w:val="28"/>
+          <w:szCs w:val="28"/>
+        </w:rPr>
+        <w:t xml:space="preserve"> </w:t>
+      </w:r>
+      <w:r>
+        <w:rPr>
+          <w:sz w:val="28"/>
+          <w:szCs w:val="28"/>
+        </w:rPr>
+        <w:t>–</w:t>
+      </w:r>
+      <w:r>
+        <w:rPr>
+          <w:sz w:val="28"/>
+          <w:szCs w:val="28"/>
+        </w:rPr>
+        <w:t xml:space="preserve"> </w:t>
+      </w:r>
+      <w:r>
+        <w:rPr>
+          <w:sz w:val="28"/>
+          <w:szCs w:val="28"/>
+        </w:rPr>
+        <w:t>Числовая запись прав</w:t>
+      </w:r>
+    </w:p>
+    <w:p>
+      <w:pPr>
+        <w:widowControl/>
+        <w:autoSpaceDE/>
+        <w:autoSpaceDN/>
+        <w:adjustRightInd/>
+        <w:spacing w:line="360" w:lineRule="auto"/>
+        <w:ind w:firstLine="425"/>
+        <w:jc w:val="both"/>
+        <w:rPr>
+          <w:b/>
+          <w:bCs/>
+          <w:sz w:val="28"/>
+          <w:szCs w:val="28"/>
+        </w:rPr>
+      </w:pPr>
+    </w:p>
+    <w:p>
+      <w:pPr>
+        <w:widowControl/>
+        <w:autoSpaceDE/>
+        <w:autoSpaceDN/>
+        <w:adjustRightInd/>
+        <w:spacing w:line="360" w:lineRule="auto"/>
+        <w:ind w:firstLine="425"/>
+        <w:jc w:val="both"/>
+        <w:rPr>
+          <w:b/>
+          <w:bCs/>
+          <w:sz w:val="28"/>
+          <w:szCs w:val="28"/>
+        </w:rPr>
+      </w:pPr>
+      <w:r>
+        <w:rPr>
+          <w:b/>
+          <w:bCs/>
+          <w:sz w:val="28"/>
+          <w:szCs w:val="28"/>
+        </w:rPr>
+        <w:t>10.9</w:t>
+      </w:r>
+      <w:r>
+        <w:rPr>
+          <w:b/>
+          <w:bCs/>
+          <w:sz w:val="28"/>
+          <w:szCs w:val="28"/>
+        </w:rPr>
+        <w:t xml:space="preserve"> </w:t>
+      </w:r>
+      <w:r>
+        <w:rPr>
+          <w:sz w:val="28"/>
+          <w:szCs w:val="28"/>
+        </w:rPr>
+        <w:t xml:space="preserve">Создание папки </w:t>
+      </w:r>
+      <w:r>
+        <w:rPr>
+          <w:sz w:val="28"/>
+          <w:szCs w:val="28"/>
+          <w:lang w:val="en-US"/>
+        </w:rPr>
+        <w:t>test</w:t>
+      </w:r>
+      <w:r>
+        <w:rPr>
+          <w:sz w:val="28"/>
+          <w:szCs w:val="28"/>
+        </w:rPr>
+        <w:t xml:space="preserve"> и добавление туда файлов:</w:t>
+      </w:r>
+    </w:p>
+    <w:p>
+      <w:pPr>
+        <w:widowControl/>
+        <w:autoSpaceDE/>
+        <w:autoSpaceDN/>
+        <w:adjustRightInd/>
+        <w:spacing w:line="360" w:lineRule="auto"/>
+        <w:ind w:firstLine="425"/>
+        <w:jc w:val="both"/>
+        <w:rPr>
+          <w:b/>
+          <w:bCs/>
+          <w:sz w:val="28"/>
+          <w:szCs w:val="28"/>
+          <w:lang w:val="en-US"/>
+        </w:rPr>
+      </w:pPr>
+      <w:r>
+        <w:rPr>
+          <w:b/>
+          <w:bCs/>
+          <w:sz w:val="28"/>
+          <w:szCs w:val="28"/>
+          <w:lang w:val="en-US"/>
+        </w:rPr>
+        <w:drawing>
+          <wp:inline distT="0" distB="0" distL="0" distR="0" wp14:anchorId="0347375E" wp14:editId="7E763041">
+            <wp:extent cx="5940425" cy="3610610"/>
+            <wp:effectExtent l="0" t="0" r="3175" b="8890"/>
+            <wp:docPr id="11" name="Рисунок 11"/>
+            <wp:cNvGraphicFramePr>
+              <a:graphicFrameLocks xmlns:a="http://schemas.openxmlformats.org/drawingml/2006/main" noChangeAspect="1"/>
+            </wp:cNvGraphicFramePr>
+            <a:graphic xmlns:a="http://schemas.openxmlformats.org/drawingml/2006/main">
+              <a:graphicData uri="http://schemas.openxmlformats.org/drawingml/2006/picture">
+                <pic:pic xmlns:pic="http://schemas.openxmlformats.org/drawingml/2006/picture">
+                  <pic:nvPicPr>
+                    <pic:cNvPr id="1" name=""/>
+                    <pic:cNvPicPr/>
+                  </pic:nvPicPr>
+                  <pic:blipFill>
+                    <a:blip r:embed="rId16"/>
+                    <a:stretch>
+                      <a:fillRect/>
+                    </a:stretch>
+                  </pic:blipFill>
+                  <pic:spPr>
+                    <a:xfrm>
+                      <a:off x="0" y="0"/>
+                      <a:ext cx="5940425" cy="3610610"/>
+                    </a:xfrm>
+                    <a:prstGeom prst="rect">
+                      <a:avLst/>
+                    </a:prstGeom>
+                  </pic:spPr>
+                </pic:pic>
+              </a:graphicData>
+            </a:graphic>
+          </wp:inline>
+        </w:drawing>
+      </w:r>
+    </w:p>
+    <w:p>
+      <w:pPr>
+        <w:widowControl/>
+        <w:autoSpaceDE/>
+        <w:autoSpaceDN/>
+        <w:adjustRightInd/>
+        <w:spacing w:line="360" w:lineRule="auto"/>
+        <w:ind w:firstLine="425"/>
+        <w:jc w:val="center"/>
+        <w:rPr>
+          <w:sz w:val="28"/>
+          <w:szCs w:val="28"/>
+        </w:rPr>
+      </w:pPr>
+      <w:r>
+        <w:rPr>
+          <w:sz w:val="28"/>
+          <w:szCs w:val="28"/>
+        </w:rPr>
+        <w:t xml:space="preserve">Рисунок </w:t>
+      </w:r>
+      <w:r>
+        <w:rPr>
+          <w:sz w:val="28"/>
+          <w:szCs w:val="28"/>
+        </w:rPr>
+        <w:t>9</w:t>
+      </w:r>
+      <w:r>
+        <w:rPr>
+          <w:sz w:val="28"/>
+          <w:szCs w:val="28"/>
+        </w:rPr>
+        <w:t xml:space="preserve"> </w:t>
+      </w:r>
+      <w:r>
+        <w:rPr>
+          <w:sz w:val="28"/>
+          <w:szCs w:val="28"/>
+        </w:rPr>
+        <w:t>–</w:t>
+      </w:r>
+      <w:r>
+        <w:rPr>
+          <w:sz w:val="28"/>
+          <w:szCs w:val="28"/>
+        </w:rPr>
+        <w:t xml:space="preserve"> </w:t>
+      </w:r>
+      <w:r>
+        <w:rPr>
+          <w:sz w:val="28"/>
+          <w:szCs w:val="28"/>
+        </w:rPr>
+        <w:t xml:space="preserve">Папка </w:t>
+      </w:r>
+      <w:r>
+        <w:rPr>
+          <w:sz w:val="28"/>
+          <w:szCs w:val="28"/>
+          <w:lang w:val="en-US"/>
+        </w:rPr>
+        <w:t>test</w:t>
+      </w:r>
+    </w:p>
+    <w:p>
+      <w:pPr>
+        <w:widowControl/>
+        <w:autoSpaceDE/>
+        <w:autoSpaceDN/>
+        <w:adjustRightInd/>
+        <w:spacing w:line="360" w:lineRule="auto"/>
+        <w:ind w:firstLine="425"/>
+        <w:jc w:val="both"/>
+        <w:rPr>
+          <w:b/>
+          <w:bCs/>
+          <w:sz w:val="28"/>
+          <w:szCs w:val="28"/>
+        </w:rPr>
+      </w:pPr>
+    </w:p>
+    <w:p>
+      <w:pPr>
+        <w:widowControl/>
+        <w:autoSpaceDE/>
+        <w:autoSpaceDN/>
+        <w:adjustRightInd/>
+        <w:spacing w:line="360" w:lineRule="auto"/>
+        <w:ind w:firstLine="425"/>
+        <w:jc w:val="both"/>
+        <w:rPr>
+          <w:sz w:val="28"/>
+          <w:szCs w:val="28"/>
+        </w:rPr>
+      </w:pPr>
+      <w:r>
+        <w:rPr>
+          <w:b/>
+          <w:bCs/>
+          <w:sz w:val="28"/>
+          <w:szCs w:val="28"/>
+        </w:rPr>
+        <w:t>10.10</w:t>
+      </w:r>
+      <w:r>
+        <w:rPr>
+          <w:b/>
+          <w:bCs/>
+          <w:sz w:val="28"/>
+          <w:szCs w:val="28"/>
+        </w:rPr>
+        <w:t xml:space="preserve"> </w:t>
+      </w:r>
+      <w:r>
+        <w:rPr>
+          <w:sz w:val="28"/>
+          <w:szCs w:val="28"/>
+        </w:rPr>
+        <w:t xml:space="preserve">Перенос файлов в папку </w:t>
+      </w:r>
+      <w:r>
+        <w:rPr>
+          <w:sz w:val="28"/>
+          <w:szCs w:val="28"/>
+          <w:lang w:val="en-US"/>
+        </w:rPr>
+        <w:t>test</w:t>
+      </w:r>
+      <w:r>
+        <w:rPr>
+          <w:sz w:val="28"/>
+          <w:szCs w:val="28"/>
+        </w:rPr>
+        <w:t xml:space="preserve"> и проверка в браузере</w:t>
+      </w:r>
+    </w:p>
+    <w:p>
+      <w:pPr>
+        <w:widowControl/>
+        <w:autoSpaceDE/>
+        <w:autoSpaceDN/>
+        <w:adjustRightInd/>
+        <w:spacing w:line="360" w:lineRule="auto"/>
+        <w:ind w:firstLine="425"/>
+        <w:jc w:val="both"/>
+        <w:rPr>
+          <w:b/>
+          <w:bCs/>
+          <w:sz w:val="28"/>
+          <w:szCs w:val="28"/>
+        </w:rPr>
+      </w:pPr>
+      <w:r>
+        <w:rPr>
+          <w:b/>
+          <w:bCs/>
+          <w:sz w:val="28"/>
+          <w:szCs w:val="28"/>
+        </w:rPr>
+        <w:drawing>
+          <wp:inline distT="0" distB="0" distL="0" distR="0" wp14:anchorId="53B05FD9" wp14:editId="53B810CB">
+            <wp:extent cx="5735152" cy="3585773"/>
+            <wp:effectExtent l="0" t="0" r="0" b="0"/>
+            <wp:docPr id="12" name="Рисунок 12"/>
+            <wp:cNvGraphicFramePr>
+              <a:graphicFrameLocks xmlns:a="http://schemas.openxmlformats.org/drawingml/2006/main" noChangeAspect="1"/>
+            </wp:cNvGraphicFramePr>
+            <a:graphic xmlns:a="http://schemas.openxmlformats.org/drawingml/2006/main">
+              <a:graphicData uri="http://schemas.openxmlformats.org/drawingml/2006/picture">
+                <pic:pic xmlns:pic="http://schemas.openxmlformats.org/drawingml/2006/picture">
+                  <pic:nvPicPr>
+                    <pic:cNvPr id="1" name=""/>
+                    <pic:cNvPicPr/>
+                  </pic:nvPicPr>
+                  <pic:blipFill>
+                    <a:blip r:embed="rId17"/>
+                    <a:stretch>
+                      <a:fillRect/>
+                    </a:stretch>
+                  </pic:blipFill>
+                  <pic:spPr>
+                    <a:xfrm>
+                      <a:off x="0" y="0"/>
+                      <a:ext cx="5738785" cy="3588044"/>
+                    </a:xfrm>
+                    <a:prstGeom prst="rect">
+                      <a:avLst/>
+                    </a:prstGeom>
+                  </pic:spPr>
+                </pic:pic>
+              </a:graphicData>
+            </a:graphic>
+          </wp:inline>
+        </w:drawing>
+      </w:r>
+    </w:p>
+    <w:p>
+      <w:pPr>
+        <w:widowControl/>
+        <w:autoSpaceDE/>
+        <w:autoSpaceDN/>
+        <w:adjustRightInd/>
+        <w:spacing w:line="360" w:lineRule="auto"/>
+        <w:ind w:firstLine="425"/>
+        <w:jc w:val="center"/>
+        <w:rPr>
+          <w:sz w:val="28"/>
+          <w:szCs w:val="28"/>
+        </w:rPr>
+      </w:pPr>
+      <w:r>
+        <w:rPr>
+          <w:sz w:val="28"/>
+          <w:szCs w:val="28"/>
+        </w:rPr>
+        <w:t xml:space="preserve">Рисунок </w:t>
+      </w:r>
+      <w:r>
+        <w:rPr>
+          <w:sz w:val="28"/>
+          <w:szCs w:val="28"/>
+        </w:rPr>
+        <w:t>10</w:t>
+      </w:r>
+      <w:r>
+        <w:rPr>
+          <w:sz w:val="28"/>
+          <w:szCs w:val="28"/>
+        </w:rPr>
+        <w:t xml:space="preserve"> </w:t>
+      </w:r>
+      <w:r>
+        <w:rPr>
+          <w:sz w:val="28"/>
+          <w:szCs w:val="28"/>
+        </w:rPr>
+        <w:t>–</w:t>
+      </w:r>
+      <w:r>
+        <w:rPr>
+          <w:sz w:val="28"/>
+          <w:szCs w:val="28"/>
+        </w:rPr>
+        <w:t xml:space="preserve"> </w:t>
+      </w:r>
+      <w:r>
+        <w:rPr>
+          <w:sz w:val="28"/>
+          <w:szCs w:val="28"/>
+        </w:rPr>
+        <w:t xml:space="preserve">Файлы в папке </w:t>
+      </w:r>
+      <w:r>
+        <w:rPr>
+          <w:sz w:val="28"/>
+          <w:szCs w:val="28"/>
+          <w:lang w:val="en-US"/>
+        </w:rPr>
+        <w:t>test</w:t>
+      </w:r>
+    </w:p>
+    <w:p>
+      <w:pPr>
+        <w:widowControl/>
+        <w:autoSpaceDE/>
+        <w:autoSpaceDN/>
+        <w:adjustRightInd/>
+        <w:spacing w:line="360" w:lineRule="auto"/>
+        <w:ind w:firstLine="425"/>
+        <w:jc w:val="both"/>
+        <w:rPr>
+          <w:b/>
+          <w:bCs/>
+          <w:sz w:val="28"/>
+          <w:szCs w:val="28"/>
+        </w:rPr>
+      </w:pPr>
+    </w:p>
+    <w:p>
+      <w:pPr>
+        <w:spacing w:line="360" w:lineRule="auto"/>
+        <w:ind w:firstLine="425"/>
+        <w:jc w:val="both"/>
+        <w:rPr>
+          <w:sz w:val="28"/>
+          <w:szCs w:val="28"/>
+        </w:rPr>
+      </w:pPr>
+    </w:p>
+    <w:p>
+      <w:pPr>
+        <w:spacing w:line="360" w:lineRule="auto"/>
+        <w:ind w:firstLine="425"/>
+        <w:jc w:val="both"/>
+        <w:rPr>
+          <w:b/>
+          <w:bCs/>
+          <w:sz w:val="28"/>
+          <w:szCs w:val="28"/>
+        </w:rPr>
+      </w:pPr>
+      <w:r>
+        <w:rPr>
+          <w:b/>
+          <w:bCs/>
+          <w:sz w:val="28"/>
+          <w:szCs w:val="28"/>
+        </w:rPr>
+        <w:drawing>
+          <wp:inline distT="0" distB="0" distL="0" distR="0" wp14:anchorId="12809524" wp14:editId="0E9AFDAA">
+            <wp:extent cx="5940425" cy="3357245"/>
+            <wp:effectExtent l="0" t="0" r="3175" b="0"/>
+            <wp:docPr id="13" name="Рисунок 13"/>
+            <wp:cNvGraphicFramePr>
+              <a:graphicFrameLocks xmlns:a="http://schemas.openxmlformats.org/drawingml/2006/main" noChangeAspect="1"/>
+            </wp:cNvGraphicFramePr>
+            <a:graphic xmlns:a="http://schemas.openxmlformats.org/drawingml/2006/main">
+              <a:graphicData uri="http://schemas.openxmlformats.org/drawingml/2006/picture">
+                <pic:pic xmlns:pic="http://schemas.openxmlformats.org/drawingml/2006/picture">
+                  <pic:nvPicPr>
+                    <pic:cNvPr id="1" name=""/>
+                    <pic:cNvPicPr/>
+                  </pic:nvPicPr>
+                  <pic:blipFill>
+                    <a:blip r:embed="rId18"/>
+                    <a:stretch>
+                      <a:fillRect/>
+                    </a:stretch>
+                  </pic:blipFill>
+                  <pic:spPr>
+                    <a:xfrm>
+                      <a:off x="0" y="0"/>
+                      <a:ext cx="5940425" cy="3357245"/>
+                    </a:xfrm>
+                    <a:prstGeom prst="rect">
+                      <a:avLst/>
+                    </a:prstGeom>
+                  </pic:spPr>
+                </pic:pic>
+              </a:graphicData>
+            </a:graphic>
+          </wp:inline>
+        </w:drawing>
+      </w:r>
+    </w:p>
+    <w:p>
+      <w:pPr>
+        <w:widowControl/>
+        <w:autoSpaceDE/>
+        <w:autoSpaceDN/>
+        <w:adjustRightInd/>
+        <w:spacing w:line="360" w:lineRule="auto"/>
+        <w:ind w:firstLine="425"/>
+        <w:jc w:val="center"/>
+        <w:rPr>
+          <w:sz w:val="28"/>
+          <w:szCs w:val="28"/>
+        </w:rPr>
+      </w:pPr>
+      <w:r>
+        <w:rPr>
+          <w:sz w:val="28"/>
+          <w:szCs w:val="28"/>
+        </w:rPr>
+        <w:t xml:space="preserve">Рисунок </w:t>
+      </w:r>
+      <w:r>
+        <w:rPr>
+          <w:sz w:val="28"/>
+          <w:szCs w:val="28"/>
+        </w:rPr>
+        <w:t>11</w:t>
+      </w:r>
+      <w:r>
+        <w:rPr>
+          <w:sz w:val="28"/>
+          <w:szCs w:val="28"/>
+        </w:rPr>
+        <w:t xml:space="preserve"> </w:t>
+      </w:r>
+      <w:r>
+        <w:rPr>
+          <w:sz w:val="28"/>
+          <w:szCs w:val="28"/>
+        </w:rPr>
+        <w:t>–</w:t>
+      </w:r>
+      <w:r>
+        <w:rPr>
+          <w:sz w:val="28"/>
+          <w:szCs w:val="28"/>
+        </w:rPr>
+        <w:t xml:space="preserve"> </w:t>
+      </w:r>
+      <w:r>
+        <w:rPr>
+          <w:sz w:val="28"/>
+          <w:szCs w:val="28"/>
+        </w:rPr>
+        <w:t>Проверка в браузере</w:t>
+      </w:r>
+      <w:bookmarkStart w:id="0" w:name="_GoBack"/>
+      <w:bookmarkEnd w:id="0"/>
     </w:p>
     <w:p>
       <w:pPr>
@@ -2961,7 +3395,7 @@
 </file>
 
 <file path=word/endnotes.xml><?xml version="1.0" encoding="utf-8"?>
-<w:endnotes xmlns:wpc="http://schemas.microsoft.com/office/word/2010/wordprocessingCanvas" xmlns:cx="http://schemas.microsoft.com/office/drawing/2014/chartex" xmlns:cx1="http://schemas.microsoft.com/office/drawing/2015/9/8/chartex" xmlns:cx2="http://schemas.microsoft.com/office/drawing/2015/10/21/chartex" xmlns:cx3="http://schemas.microsoft.com/office/drawing/2016/5/9/chartex" xmlns:cx4="http://schemas.microsoft.com/office/drawing/2016/5/10/chartex" xmlns:cx5="http://schemas.microsoft.com/office/drawing/2016/5/11/chartex" xmlns:cx6="http://schemas.microsoft.com/office/drawing/2016/5/12/chartex" xmlns:cx7="http://schemas.microsoft.com/office/drawing/2016/5/13/chartex" xmlns:cx8="http://schemas.microsoft.com/office/drawing/2016/5/14/chartex" xmlns:mc="http://schemas.openxmlformats.org/markup-compatibility/2006" xmlns:aink="http://schemas.microsoft.com/office/drawing/2016/ink" xmlns:am3d="http://schemas.microsoft.com/office/drawing/2017/model3d" xmlns:o="urn:schemas-microsoft-com:office:office" xmlns:oel="http://schemas.microsoft.com/office/2019/extlst" xmlns:r="http://schemas.openxmlformats.org/officeDocument/2006/relationships" xmlns:m="http://schemas.openxmlformats.org/officeDocument/2006/math" xmlns:v="urn:schemas-microsoft-com:vml" xmlns:wp14="http://schemas.microsoft.com/office/word/2010/wordprocessingDrawing" xmlns:wp="http://schemas.openxmlformats.org/drawingml/2006/wordprocessingDrawing" xmlns:w10="urn:schemas-microsoft-com:office:word" xmlns:w="http://schemas.openxmlformats.org/wordprocessingml/2006/main" xmlns:w14="http://schemas.microsoft.com/office/word/2010/wordml" xmlns:w15="http://schemas.microsoft.com/office/word/2012/wordml" xmlns:w16cex="http://schemas.microsoft.com/office/word/2018/wordml/cex" xmlns:w16cid="http://schemas.microsoft.com/office/word/2016/wordml/cid" xmlns:w16="http://schemas.microsoft.com/office/word/2018/wordml" xmlns:w16sdtdh="http://schemas.microsoft.com/office/word/2020/wordml/sdtdatahash" xmlns:w16se="http://schemas.microsoft.com/office/word/2015/wordml/symex" xmlns:wpg="http://schemas.microsoft.com/office/word/2010/wordprocessingGroup" xmlns:wpi="http://schemas.microsoft.com/office/word/2010/wordprocessingInk" xmlns:wne="http://schemas.microsoft.com/office/word/2006/wordml" xmlns:wps="http://schemas.microsoft.com/office/word/2010/wordprocessingShape" mc:Ignorable="w14 w15 w16se w16cid w16 w16cex w16sdtdh wp14">
+<w:endnotes xmlns:wpc="http://schemas.microsoft.com/office/word/2010/wordprocessingCanvas" xmlns:cx="http://schemas.microsoft.com/office/drawing/2014/chartex" xmlns:cx1="http://schemas.microsoft.com/office/drawing/2015/9/8/chartex" xmlns:cx2="http://schemas.microsoft.com/office/drawing/2015/10/21/chartex" xmlns:cx3="http://schemas.microsoft.com/office/drawing/2016/5/9/chartex" xmlns:cx4="http://schemas.microsoft.com/office/drawing/2016/5/10/chartex" xmlns:cx5="http://schemas.microsoft.com/office/drawing/2016/5/11/chartex" xmlns:cx6="http://schemas.microsoft.com/office/drawing/2016/5/12/chartex" xmlns:cx7="http://schemas.microsoft.com/office/drawing/2016/5/13/chartex" xmlns:cx8="http://schemas.microsoft.com/office/drawing/2016/5/14/chartex" xmlns:mc="http://schemas.openxmlformats.org/markup-compatibility/2006" xmlns:aink="http://schemas.microsoft.com/office/drawing/2016/ink" xmlns:am3d="http://schemas.microsoft.com/office/drawing/2017/model3d" xmlns:o="urn:schemas-microsoft-com:office:office" xmlns:r="http://schemas.openxmlformats.org/officeDocument/2006/relationships" xmlns:m="http://schemas.openxmlformats.org/officeDocument/2006/math" xmlns:v="urn:schemas-microsoft-com:vml" xmlns:wp14="http://schemas.microsoft.com/office/word/2010/wordprocessingDrawing" xmlns:wp="http://schemas.openxmlformats.org/drawingml/2006/wordprocessingDrawing" xmlns:w10="urn:schemas-microsoft-com:office:word" xmlns:w="http://schemas.openxmlformats.org/wordprocessingml/2006/main" xmlns:w14="http://schemas.microsoft.com/office/word/2010/wordml" xmlns:w15="http://schemas.microsoft.com/office/word/2012/wordml" xmlns:w16cex="http://schemas.microsoft.com/office/word/2018/wordml/cex" xmlns:w16cid="http://schemas.microsoft.com/office/word/2016/wordml/cid" xmlns:w16="http://schemas.microsoft.com/office/word/2018/wordml" xmlns:w16se="http://schemas.microsoft.com/office/word/2015/wordml/symex" xmlns:wpg="http://schemas.microsoft.com/office/word/2010/wordprocessingGroup" xmlns:wpi="http://schemas.microsoft.com/office/word/2010/wordprocessingInk" xmlns:wne="http://schemas.microsoft.com/office/word/2006/wordml" xmlns:wps="http://schemas.microsoft.com/office/word/2010/wordprocessingShape" mc:Ignorable="w14 w15 w16se w16cid w16 w16cex wp14">
   <w:endnote w:type="separator" w:id="-1">
     <w:p>
       <w:r>
@@ -2980,7 +3414,7 @@
 </file>
 
 <file path=word/footnotes.xml><?xml version="1.0" encoding="utf-8"?>
-<w:footnotes xmlns:wpc="http://schemas.microsoft.com/office/word/2010/wordprocessingCanvas" xmlns:cx="http://schemas.microsoft.com/office/drawing/2014/chartex" xmlns:cx1="http://schemas.microsoft.com/office/drawing/2015/9/8/chartex" xmlns:cx2="http://schemas.microsoft.com/office/drawing/2015/10/21/chartex" xmlns:cx3="http://schemas.microsoft.com/office/drawing/2016/5/9/chartex" xmlns:cx4="http://schemas.microsoft.com/office/drawing/2016/5/10/chartex" xmlns:cx5="http://schemas.microsoft.com/office/drawing/2016/5/11/chartex" xmlns:cx6="http://schemas.microsoft.com/office/drawing/2016/5/12/chartex" xmlns:cx7="http://schemas.microsoft.com/office/drawing/2016/5/13/chartex" xmlns:cx8="http://schemas.microsoft.com/office/drawing/2016/5/14/chartex" xmlns:mc="http://schemas.openxmlformats.org/markup-compatibility/2006" xmlns:aink="http://schemas.microsoft.com/office/drawing/2016/ink" xmlns:am3d="http://schemas.microsoft.com/office/drawing/2017/model3d" xmlns:o="urn:schemas-microsoft-com:office:office" xmlns:oel="http://schemas.microsoft.com/office/2019/extlst" xmlns:r="http://schemas.openxmlformats.org/officeDocument/2006/relationships" xmlns:m="http://schemas.openxmlformats.org/officeDocument/2006/math" xmlns:v="urn:schemas-microsoft-com:vml" xmlns:wp14="http://schemas.microsoft.com/office/word/2010/wordprocessingDrawing" xmlns:wp="http://schemas.openxmlformats.org/drawingml/2006/wordprocessingDrawing" xmlns:w10="urn:schemas-microsoft-com:office:word" xmlns:w="http://schemas.openxmlformats.org/wordprocessingml/2006/main" xmlns:w14="http://schemas.microsoft.com/office/word/2010/wordml" xmlns:w15="http://schemas.microsoft.com/office/word/2012/wordml" xmlns:w16cex="http://schemas.microsoft.com/office/word/2018/wordml/cex" xmlns:w16cid="http://schemas.microsoft.com/office/word/2016/wordml/cid" xmlns:w16="http://schemas.microsoft.com/office/word/2018/wordml" xmlns:w16sdtdh="http://schemas.microsoft.com/office/word/2020/wordml/sdtdatahash" xmlns:w16se="http://schemas.microsoft.com/office/word/2015/wordml/symex" xmlns:wpg="http://schemas.microsoft.com/office/word/2010/wordprocessingGroup" xmlns:wpi="http://schemas.microsoft.com/office/word/2010/wordprocessingInk" xmlns:wne="http://schemas.microsoft.com/office/word/2006/wordml" xmlns:wps="http://schemas.microsoft.com/office/word/2010/wordprocessingShape" mc:Ignorable="w14 w15 w16se w16cid w16 w16cex w16sdtdh wp14">
+<w:footnotes xmlns:wpc="http://schemas.microsoft.com/office/word/2010/wordprocessingCanvas" xmlns:cx="http://schemas.microsoft.com/office/drawing/2014/chartex" xmlns:cx1="http://schemas.microsoft.com/office/drawing/2015/9/8/chartex" xmlns:cx2="http://schemas.microsoft.com/office/drawing/2015/10/21/chartex" xmlns:cx3="http://schemas.microsoft.com/office/drawing/2016/5/9/chartex" xmlns:cx4="http://schemas.microsoft.com/office/drawing/2016/5/10/chartex" xmlns:cx5="http://schemas.microsoft.com/office/drawing/2016/5/11/chartex" xmlns:cx6="http://schemas.microsoft.com/office/drawing/2016/5/12/chartex" xmlns:cx7="http://schemas.microsoft.com/office/drawing/2016/5/13/chartex" xmlns:cx8="http://schemas.microsoft.com/office/drawing/2016/5/14/chartex" xmlns:mc="http://schemas.openxmlformats.org/markup-compatibility/2006" xmlns:aink="http://schemas.microsoft.com/office/drawing/2016/ink" xmlns:am3d="http://schemas.microsoft.com/office/drawing/2017/model3d" xmlns:o="urn:schemas-microsoft-com:office:office" xmlns:r="http://schemas.openxmlformats.org/officeDocument/2006/relationships" xmlns:m="http://schemas.openxmlformats.org/officeDocument/2006/math" xmlns:v="urn:schemas-microsoft-com:vml" xmlns:wp14="http://schemas.microsoft.com/office/word/2010/wordprocessingDrawing" xmlns:wp="http://schemas.openxmlformats.org/drawingml/2006/wordprocessingDrawing" xmlns:w10="urn:schemas-microsoft-com:office:word" xmlns:w="http://schemas.openxmlformats.org/wordprocessingml/2006/main" xmlns:w14="http://schemas.microsoft.com/office/word/2010/wordml" xmlns:w15="http://schemas.microsoft.com/office/word/2012/wordml" xmlns:w16cex="http://schemas.microsoft.com/office/word/2018/wordml/cex" xmlns:w16cid="http://schemas.microsoft.com/office/word/2016/wordml/cid" xmlns:w16="http://schemas.microsoft.com/office/word/2018/wordml" xmlns:w16se="http://schemas.microsoft.com/office/word/2015/wordml/symex" xmlns:wpg="http://schemas.microsoft.com/office/word/2010/wordprocessingGroup" xmlns:wpi="http://schemas.microsoft.com/office/word/2010/wordprocessingInk" xmlns:wne="http://schemas.microsoft.com/office/word/2006/wordml" xmlns:wps="http://schemas.microsoft.com/office/word/2010/wordprocessingShape" mc:Ignorable="w14 w15 w16se w16cid w16 w16cex wp14">
   <w:footnote w:type="separator" w:id="-1">
     <w:p>
       <w:r>
@@ -2999,7 +3433,7 @@
 </file>
 
 <file path=word/numbering.xml><?xml version="1.0" encoding="utf-8"?>
-<w:numbering xmlns:wpc="http://schemas.microsoft.com/office/word/2010/wordprocessingCanvas" xmlns:cx="http://schemas.microsoft.com/office/drawing/2014/chartex" xmlns:cx1="http://schemas.microsoft.com/office/drawing/2015/9/8/chartex" xmlns:cx2="http://schemas.microsoft.com/office/drawing/2015/10/21/chartex" xmlns:cx3="http://schemas.microsoft.com/office/drawing/2016/5/9/chartex" xmlns:cx4="http://schemas.microsoft.com/office/drawing/2016/5/10/chartex" xmlns:cx5="http://schemas.microsoft.com/office/drawing/2016/5/11/chartex" xmlns:cx6="http://schemas.microsoft.com/office/drawing/2016/5/12/chartex" xmlns:cx7="http://schemas.microsoft.com/office/drawing/2016/5/13/chartex" xmlns:cx8="http://schemas.microsoft.com/office/drawing/2016/5/14/chartex" xmlns:mc="http://schemas.openxmlformats.org/markup-compatibility/2006" xmlns:aink="http://schemas.microsoft.com/office/drawing/2016/ink" xmlns:am3d="http://schemas.microsoft.com/office/drawing/2017/model3d" xmlns:o="urn:schemas-microsoft-com:office:office" xmlns:oel="http://schemas.microsoft.com/office/2019/extlst" xmlns:r="http://schemas.openxmlformats.org/officeDocument/2006/relationships" xmlns:m="http://schemas.openxmlformats.org/officeDocument/2006/math" xmlns:v="urn:schemas-microsoft-com:vml" xmlns:wp14="http://schemas.microsoft.com/office/word/2010/wordprocessingDrawing" xmlns:wp="http://schemas.openxmlformats.org/drawingml/2006/wordprocessingDrawing" xmlns:w10="urn:schemas-microsoft-com:office:word" xmlns:w="http://schemas.openxmlformats.org/wordprocessingml/2006/main" xmlns:w14="http://schemas.microsoft.com/office/word/2010/wordml" xmlns:w15="http://schemas.microsoft.com/office/word/2012/wordml" xmlns:w16cex="http://schemas.microsoft.com/office/word/2018/wordml/cex" xmlns:w16cid="http://schemas.microsoft.com/office/word/2016/wordml/cid" xmlns:w16="http://schemas.microsoft.com/office/word/2018/wordml" xmlns:w16sdtdh="http://schemas.microsoft.com/office/word/2020/wordml/sdtdatahash" xmlns:w16se="http://schemas.microsoft.com/office/word/2015/wordml/symex" xmlns:wpg="http://schemas.microsoft.com/office/word/2010/wordprocessingGroup" xmlns:wpi="http://schemas.microsoft.com/office/word/2010/wordprocessingInk" xmlns:wne="http://schemas.microsoft.com/office/word/2006/wordml" xmlns:wps="http://schemas.microsoft.com/office/word/2010/wordprocessingShape" mc:Ignorable="w14 w15 w16se w16cid w16 w16cex w16sdtdh wp14">
+<w:numbering xmlns:wpc="http://schemas.microsoft.com/office/word/2010/wordprocessingCanvas" xmlns:cx="http://schemas.microsoft.com/office/drawing/2014/chartex" xmlns:cx1="http://schemas.microsoft.com/office/drawing/2015/9/8/chartex" xmlns:cx2="http://schemas.microsoft.com/office/drawing/2015/10/21/chartex" xmlns:cx3="http://schemas.microsoft.com/office/drawing/2016/5/9/chartex" xmlns:cx4="http://schemas.microsoft.com/office/drawing/2016/5/10/chartex" xmlns:cx5="http://schemas.microsoft.com/office/drawing/2016/5/11/chartex" xmlns:cx6="http://schemas.microsoft.com/office/drawing/2016/5/12/chartex" xmlns:cx7="http://schemas.microsoft.com/office/drawing/2016/5/13/chartex" xmlns:cx8="http://schemas.microsoft.com/office/drawing/2016/5/14/chartex" xmlns:mc="http://schemas.openxmlformats.org/markup-compatibility/2006" xmlns:aink="http://schemas.microsoft.com/office/drawing/2016/ink" xmlns:am3d="http://schemas.microsoft.com/office/drawing/2017/model3d" xmlns:o="urn:schemas-microsoft-com:office:office" xmlns:r="http://schemas.openxmlformats.org/officeDocument/2006/relationships" xmlns:m="http://schemas.openxmlformats.org/officeDocument/2006/math" xmlns:v="urn:schemas-microsoft-com:vml" xmlns:wp14="http://schemas.microsoft.com/office/word/2010/wordprocessingDrawing" xmlns:wp="http://schemas.openxmlformats.org/drawingml/2006/wordprocessingDrawing" xmlns:w10="urn:schemas-microsoft-com:office:word" xmlns:w="http://schemas.openxmlformats.org/wordprocessingml/2006/main" xmlns:w14="http://schemas.microsoft.com/office/word/2010/wordml" xmlns:w15="http://schemas.microsoft.com/office/word/2012/wordml" xmlns:w16cex="http://schemas.microsoft.com/office/word/2018/wordml/cex" xmlns:w16cid="http://schemas.microsoft.com/office/word/2016/wordml/cid" xmlns:w16="http://schemas.microsoft.com/office/word/2018/wordml" xmlns:w16se="http://schemas.microsoft.com/office/word/2015/wordml/symex" xmlns:wpg="http://schemas.microsoft.com/office/word/2010/wordprocessingGroup" xmlns:wpi="http://schemas.microsoft.com/office/word/2010/wordprocessingInk" xmlns:wne="http://schemas.microsoft.com/office/word/2006/wordml" xmlns:wps="http://schemas.microsoft.com/office/word/2010/wordprocessingShape" mc:Ignorable="w14 w15 w16se w16cid w16 w16cex wp14">
   <w:abstractNum w:abstractNumId="0" w15:restartNumberingAfterBreak="0">
     <w:nsid w:val="0000000F"/>
     <w:multiLevelType w:val="multilevel"/>
@@ -3295,20 +3729,20 @@
       </w:pPr>
     </w:lvl>
   </w:abstractNum>
-  <w:num w:numId="1" w16cid:durableId="1747216938">
+  <w:num w:numId="1">
     <w:abstractNumId w:val="2"/>
   </w:num>
-  <w:num w:numId="2" w16cid:durableId="1732651517">
+  <w:num w:numId="2">
     <w:abstractNumId w:val="1"/>
   </w:num>
-  <w:num w:numId="3" w16cid:durableId="1193029968">
+  <w:num w:numId="3">
     <w:abstractNumId w:val="0"/>
   </w:num>
 </w:numbering>
 </file>
 
 <file path=word/styles.xml><?xml version="1.0" encoding="utf-8"?>
-<w:styles xmlns:mc="http://schemas.openxmlformats.org/markup-compatibility/2006" xmlns:r="http://schemas.openxmlformats.org/officeDocument/2006/relationships" xmlns:w="http://schemas.openxmlformats.org/wordprocessingml/2006/main" xmlns:w14="http://schemas.microsoft.com/office/word/2010/wordml" xmlns:w15="http://schemas.microsoft.com/office/word/2012/wordml" xmlns:w16cex="http://schemas.microsoft.com/office/word/2018/wordml/cex" xmlns:w16cid="http://schemas.microsoft.com/office/word/2016/wordml/cid" xmlns:w16="http://schemas.microsoft.com/office/word/2018/wordml" xmlns:w16sdtdh="http://schemas.microsoft.com/office/word/2020/wordml/sdtdatahash" xmlns:w16se="http://schemas.microsoft.com/office/word/2015/wordml/symex" mc:Ignorable="w14 w15 w16se w16cid w16 w16cex w16sdtdh">
+<w:styles xmlns:mc="http://schemas.openxmlformats.org/markup-compatibility/2006" xmlns:r="http://schemas.openxmlformats.org/officeDocument/2006/relationships" xmlns:w="http://schemas.openxmlformats.org/wordprocessingml/2006/main" xmlns:w14="http://schemas.microsoft.com/office/word/2010/wordml" xmlns:w15="http://schemas.microsoft.com/office/word/2012/wordml" xmlns:w16cex="http://schemas.microsoft.com/office/word/2018/wordml/cex" xmlns:w16cid="http://schemas.microsoft.com/office/word/2016/wordml/cid" xmlns:w16="http://schemas.microsoft.com/office/word/2018/wordml" xmlns:w16se="http://schemas.microsoft.com/office/word/2015/wordml/symex" mc:Ignorable="w14 w15 w16se w16cid w16 w16cex">
   <w:docDefaults>
     <w:rPrDefault>
       <w:rPr>
@@ -3723,6 +4157,7 @@
   <w:style w:type="character" w:default="1" w:styleId="a0">
     <w:name w:val="Default Paragraph Font"/>
     <w:uiPriority w:val="1"/>
+    <w:semiHidden/>
     <w:unhideWhenUsed/>
   </w:style>
   <w:style w:type="table" w:default="1" w:styleId="a1">
@@ -4219,7 +4654,7 @@
 </file>
 
 <file path=customXml/itemProps1.xml><?xml version="1.0" encoding="utf-8"?>
-<ds:datastoreItem xmlns:ds="http://schemas.openxmlformats.org/officeDocument/2006/customXml" ds:itemID="{A043E4E4-A455-4B12-AF90-4B7A0B46D322}">
+<ds:datastoreItem xmlns:ds="http://schemas.openxmlformats.org/officeDocument/2006/customXml" ds:itemID="{065EF653-B15E-41EB-A7A2-2702349EBD26}">
   <ds:schemaRefs>
     <ds:schemaRef ds:uri="http://schemas.openxmlformats.org/officeDocument/2006/bibliography"/>
   </ds:schemaRefs>
